--- a/THESIS DOCUMENTATION/PROJECT FALCON-01 - V3 Documentation.docx
+++ b/THESIS DOCUMENTATION/PROJECT FALCON-01 - V3 Documentation.docx
@@ -307,6 +307,7 @@
         <w:rPr/>
       </w:pPr>
       <w:r>
+        <w:rPr/>
         <w:t>4. How clearly can a simplified four-page local dashboard communicate wave, environment, GPS, power, security, health, and alert information with minimal navigation for non-technical users?</w:t>
       </w:r>
     </w:p>
@@ -473,6 +474,7 @@
         <w:rPr/>
       </w:pPr>
       <w:r>
+        <w:rPr/>
         <w:t>5. Develop a responsive dashboard with Overview, Buoy Motion, Sensors, and Logs &amp; Alerts as four primary navigation pages while clearly labeling Buoy Motion as an optional visualization rather than a required IMU measurement.</w:t>
       </w:r>
     </w:p>
@@ -521,6 +523,7 @@
         <w:rPr/>
       </w:pPr>
       <w:r>
+        <w:rPr/>
         <w:t>The study does not provide official weather, storm, typhoon, tsunami, navigation, or emergency warnings. It does not claim laboratory-grade water-quality analysis, professional oceanographic accuracy, autonomous navigation, satellite communication, camera AI, or multi-buoy operation. Internet connectivity is optional. AI wave prediction is an optional extension and not a required study outcome.</w:t>
       </w:r>
     </w:p>
@@ -942,7 +945,7 @@
               <w:rPr/>
             </w:pPr>
             <w:r>
-              <w:t>Display current state, optional motion visualization, grouped sensors, logs, and alerts</w:t>
+              <w:t>Display current state, optional pressure-driven motion visualization, grouped sensors, logs, and alerts</w:t>
             </w:r>
           </w:p>
         </w:tc>
@@ -1649,20 +1652,37 @@
     <w:p>
       <w:pPr>
         <w:pStyle w:val="Heading2"/>
-      </w:pPr>
-      <w:r>
+        <w:spacing w:before="280" w:after="280"/>
+        <w:rPr/>
+      </w:pPr>
+      <w:r>
+        <w:rPr/>
         <w:t>7.1 Water Temperature Monitoring</w:t>
       </w:r>
     </w:p>
     <w:p>
-      <w:r>
+      <w:pPr>
+        <w:pStyle w:val="Normal"/>
+        <w:rPr/>
+      </w:pPr>
+      <w:r>
+        <w:rPr/>
         <w:t>FALCON includes a sealed DS18B20 supporting sensor that reports water temperature in degrees Celsius. This channel provides environmental context and does not constitute laboratory-grade water-quality analysis.</w:t>
       </w:r>
     </w:p>
     <w:tbl>
       <w:tblPr>
-        <w:tblW w:type="auto" w:w="0"/>
-        <w:tblLook w:firstColumn="1" w:firstRow="1" w:lastColumn="0" w:lastRow="0" w:noHBand="0" w:noVBand="1" w:val="04A0"/>
+        <w:tblW w:w="9831" w:type="dxa"/>
+        <w:jc w:val="left"/>
+        <w:tblInd w:w="0" w:type="dxa"/>
+        <w:tblLayout w:type="fixed"/>
+        <w:tblCellMar>
+          <w:top w:w="0" w:type="dxa"/>
+          <w:left w:w="108" w:type="dxa"/>
+          <w:bottom w:w="0" w:type="dxa"/>
+          <w:right w:w="108" w:type="dxa"/>
+        </w:tblCellMar>
+        <w:tblLook w:val="04a0" w:noHBand="0" w:noVBand="1" w:firstColumn="1" w:lastRow="0" w:lastColumn="0" w:firstRow="1"/>
       </w:tblPr>
       <w:tblGrid>
         <w:gridCol w:w="3277"/>
@@ -1670,64 +1690,132 @@
         <w:gridCol w:w="3277"/>
       </w:tblGrid>
       <w:tr>
-        <w:tc>
-          <w:tcPr>
-            <w:tcW w:type="dxa" w:w="3277"/>
-          </w:tcPr>
-          <w:p>
-            <w:r>
+        <w:trPr/>
+        <w:tc>
+          <w:tcPr>
+            <w:tcW w:w="3277" w:type="dxa"/>
+            <w:tcBorders/>
+          </w:tcPr>
+          <w:p>
+            <w:pPr>
+              <w:pStyle w:val="Normal"/>
+              <w:widowControl/>
+              <w:suppressAutoHyphens w:val="true"/>
+              <w:bidi w:val="0"/>
+              <w:spacing w:lineRule="auto" w:line="259" w:before="0" w:after="160"/>
+              <w:jc w:val="left"/>
+              <w:rPr/>
+            </w:pPr>
+            <w:r>
+              <w:rPr/>
               <w:t>Channel</w:t>
             </w:r>
           </w:p>
         </w:tc>
         <w:tc>
           <w:tcPr>
-            <w:tcW w:type="dxa" w:w="3277"/>
-          </w:tcPr>
-          <w:p>
-            <w:r>
+            <w:tcW w:w="3277" w:type="dxa"/>
+            <w:tcBorders/>
+          </w:tcPr>
+          <w:p>
+            <w:pPr>
+              <w:pStyle w:val="Normal"/>
+              <w:widowControl/>
+              <w:suppressAutoHyphens w:val="true"/>
+              <w:bidi w:val="0"/>
+              <w:spacing w:lineRule="auto" w:line="259" w:before="0" w:after="160"/>
+              <w:jc w:val="left"/>
+              <w:rPr/>
+            </w:pPr>
+            <w:r>
+              <w:rPr/>
               <w:t>Required output</w:t>
             </w:r>
           </w:p>
         </w:tc>
         <w:tc>
           <w:tcPr>
-            <w:tcW w:type="dxa" w:w="3277"/>
-          </w:tcPr>
-          <w:p>
-            <w:r>
+            <w:tcW w:w="3277" w:type="dxa"/>
+            <w:tcBorders/>
+          </w:tcPr>
+          <w:p>
+            <w:pPr>
+              <w:pStyle w:val="Normal"/>
+              <w:widowControl/>
+              <w:suppressAutoHyphens w:val="true"/>
+              <w:bidi w:val="0"/>
+              <w:spacing w:lineRule="auto" w:line="259" w:before="0" w:after="160"/>
+              <w:jc w:val="left"/>
+              <w:rPr/>
+            </w:pPr>
+            <w:r>
+              <w:rPr/>
               <w:t>Validity and calibration rule</w:t>
             </w:r>
           </w:p>
         </w:tc>
       </w:tr>
       <w:tr>
-        <w:tc>
-          <w:tcPr>
-            <w:tcW w:type="dxa" w:w="3277"/>
-          </w:tcPr>
-          <w:p>
-            <w:r>
+        <w:trPr/>
+        <w:tc>
+          <w:tcPr>
+            <w:tcW w:w="3277" w:type="dxa"/>
+            <w:tcBorders/>
+          </w:tcPr>
+          <w:p>
+            <w:pPr>
+              <w:pStyle w:val="Normal"/>
+              <w:widowControl/>
+              <w:suppressAutoHyphens w:val="true"/>
+              <w:bidi w:val="0"/>
+              <w:spacing w:lineRule="auto" w:line="259" w:before="0" w:after="160"/>
+              <w:jc w:val="left"/>
+              <w:rPr/>
+            </w:pPr>
+            <w:r>
+              <w:rPr/>
               <w:t>Sealed DS18B20</w:t>
             </w:r>
           </w:p>
         </w:tc>
         <w:tc>
           <w:tcPr>
-            <w:tcW w:type="dxa" w:w="3277"/>
-          </w:tcPr>
-          <w:p>
-            <w:r>
+            <w:tcW w:w="3277" w:type="dxa"/>
+            <w:tcBorders/>
+          </w:tcPr>
+          <w:p>
+            <w:pPr>
+              <w:pStyle w:val="Normal"/>
+              <w:widowControl/>
+              <w:suppressAutoHyphens w:val="true"/>
+              <w:bidi w:val="0"/>
+              <w:spacing w:lineRule="auto" w:line="259" w:before="0" w:after="160"/>
+              <w:jc w:val="left"/>
+              <w:rPr/>
+            </w:pPr>
+            <w:r>
+              <w:rPr/>
               <w:t>Water temperature (°C), timestamp, validity, and freshness</w:t>
             </w:r>
           </w:p>
         </w:tc>
         <w:tc>
           <w:tcPr>
-            <w:tcW w:type="dxa" w:w="3277"/>
-          </w:tcPr>
-          <w:p>
-            <w:r>
+            <w:tcW w:w="3277" w:type="dxa"/>
+            <w:tcBorders/>
+          </w:tcPr>
+          <w:p>
+            <w:pPr>
+              <w:pStyle w:val="Normal"/>
+              <w:widowControl/>
+              <w:suppressAutoHyphens w:val="true"/>
+              <w:bidi w:val="0"/>
+              <w:spacing w:lineRule="auto" w:line="259" w:before="0" w:after="160"/>
+              <w:jc w:val="left"/>
+              <w:rPr/>
+            </w:pPr>
+            <w:r>
+              <w:rPr/>
               <w:t>Compare with a traceable reference thermometer; report OFFLINE or STALE when invalid</w:t>
             </w:r>
           </w:p>
@@ -1735,7 +1823,12 @@
       </w:tr>
     </w:tbl>
     <w:p>
-      <w:r>
+      <w:pPr>
+        <w:pStyle w:val="Normal"/>
+        <w:rPr/>
+      </w:pPr>
+      <w:r>
+        <w:rPr/>
         <w:t>The dashboard displays this channel under Water. Exact model identification, sampling, freshness, validity, and reference-comparison status remain available in expanded technical details.</w:t>
       </w:r>
     </w:p>
@@ -1788,7 +1881,7 @@
         <w:rPr/>
         <w:drawing>
           <wp:inline distT="0" distB="0" distL="0" distR="0">
-            <wp:extent cx="6080760" cy="768350"/>
+            <wp:extent cx="6080760" cy="1107440"/>
             <wp:effectExtent l="0" t="0" r="0" b="0"/>
             <wp:docPr id="2" name="Picture 2" descr=""/>
             <wp:cNvGraphicFramePr>
@@ -1812,7 +1905,7 @@
                   <pic:spPr bwMode="auto">
                     <a:xfrm>
                       <a:off x="0" y="0"/>
-                      <a:ext cx="6080760" cy="768350"/>
+                      <a:ext cx="6080760" cy="1107440"/>
                     </a:xfrm>
                     <a:prstGeom prst="rect">
                       <a:avLst/>
@@ -2578,6 +2671,7 @@
         <w:rPr/>
       </w:pPr>
       <w:r>
+        <w:rPr/>
         <w:t>The operator interface uses four primary navigation pages. Detailed diagnostics remain available through expandable views rather than one card per physical sensor.</w:t>
       </w:r>
     </w:p>
@@ -2681,7 +2775,7 @@
         <w:rPr/>
       </w:pPr>
       <w:r>
-        <w:t>2. Buoy Motion: an optional advanced/demo visualization driven by estimated sea context. It remains available in navigation but is not presented as an IMU measurement.</w:t>
+        <w:t>2. Buoy Motion: an optional 3D visualization whose water-surface amplitude, heave, and tilt are generated from pressure-based estimated wave height. GPS supplies heading context only; no IMU, roll, or pitch sensor input is used.</w:t>
       </w:r>
     </w:p>
     <w:p>
@@ -2692,6 +2786,7 @@
         <w:rPr/>
       </w:pPr>
       <w:r>
+        <w:rPr/>
         <w:t>3. Sensors: six grouped user-facing cards—Wave &amp; Pressure, GPS &amp; Security, Wind, Water, Power, and System. Technical details such as exact sensor model, sampling rate, calibration state, signal quality, and update age remain available through expandable details.</w:t>
       </w:r>
     </w:p>
@@ -2703,6 +2798,7 @@
         <w:rPr/>
       </w:pPr>
       <w:r>
+        <w:rPr/>
         <w:t>4. Logs &amp; Alerts: current warnings, security/calibration/operator events, persisted telemetry, acknowledgement, search, and export.</w:t>
       </w:r>
     </w:p>
@@ -2715,6 +2811,7 @@
         <w:rPr/>
       </w:pPr>
       <w:r>
+        <w:rPr/>
         <w:t>Settings is a compact header icon. Optional predictive AI is hidden from the default operator view. The FALCON Assistant design and animation files are preserved for future review, but the assistant is currently disabled and not displayed in the operator dashboard. If re-enabled, it shall remain optional, rule-based, concise, and independent of safety-critical monitoring.</w:t>
       </w:r>
     </w:p>
@@ -3222,7 +3319,7 @@
         <w:rPr/>
       </w:pPr>
       <w:r>
-        <w:t>The repository currently includes the ESP32 firmware shell, diagnostic portal, versioned serial frame, Python simulator/edge service, SQLite storage, deterministic alerts, grouped API, four-page dashboard, optional motion visualization, saved but disabled assistant assets, and optional presentation prediction. The software build and automated tests demonstrate implementation behavior only. They do not prove physical sensor accuracy or coastal readiness.</w:t>
+        <w:t>The repository currently includes the ESP32 firmware shell, diagnostic portal, versioned serial frame, Python simulator/edge service, SQLite storage, deterministic alerts, grouped API, four-page dashboard, optional pressure-driven motion visualization, saved but disabled assistant assets, and optional presentation prediction. The software build and automated tests demonstrate implementation behavior only. They do not prove physical sensor accuracy or coastal readiness.</w:t>
       </w:r>
     </w:p>
     <w:p>
@@ -3305,6 +3402,7 @@
         <w:rPr/>
       </w:pPr>
       <w:r>
+        <w:rPr/>
         <w:t>3. Bench-integrate Bar02, GPS, wind, DS18B20, health, and security channels.</w:t>
       </w:r>
     </w:p>
@@ -3388,6 +3486,7 @@
         <w:rPr/>
       </w:pPr>
       <w:r>
+        <w:rPr/>
         <w:t>This V3.3 implementation-aligned document supersedes conflicting V2 and earlier V3 descriptions. The repository master context is docs/PROJECT_CONTEXT.md v6.0. Older CAD, Wokwi, motion, IMU, forecast, and PCB records may remain for historical traceability but are not the current required Phase 1 baseline unless revised and explicitly approved. Sections 22–27 and Figures 1–6 are part of the current documentation baseline and must remain consistent with docs/PROJECT_CONTEXT.md and the implemented repository.</w:t>
       </w:r>
     </w:p>
@@ -3401,6 +3500,50 @@
       </w:r>
       <w:r>
         <w:br w:type="page"/>
+      </w:r>
+    </w:p>
+    <w:p>
+      <w:pPr>
+        <w:pStyle w:val="Heading1"/>
+        <w:spacing w:before="0" w:after="120"/>
+        <w:rPr/>
+      </w:pPr>
+      <w:r>
+        <w:rPr/>
+        <w:t>18. Pressure Sensor Installation and Reference Validation</w:t>
+      </w:r>
+    </w:p>
+    <w:p>
+      <w:pPr>
+        <w:pStyle w:val="Normal"/>
+        <w:spacing w:before="0" w:after="120"/>
+        <w:rPr/>
+      </w:pPr>
+      <w:r>
+        <w:rPr/>
+        <w:t>Wave-height accuracy shall be established through comparison with an independent reference method during controlled testing. The reference may be a calibrated staff gauge/video method or another suitable reference instrument. Reference measurements must be time-aligned with the pressure data. The study will report error metrics and limitations rather than assume that pressure conversion alone is accurate.</w:t>
+      </w:r>
+    </w:p>
+    <w:p>
+      <w:pPr>
+        <w:pStyle w:val="Normal"/>
+        <w:spacing w:before="0" w:after="120"/>
+        <w:rPr/>
+      </w:pPr>
+      <w:r>
+        <w:rPr/>
+        <w:t>The exact installation depth is not frozen in this document. It must be selected from the final buoy geometry, expected waterline, sensor operating range, wave conditions, and controlled test results. The installation record shall document the vertical distance from the normal waterline to the pressure-sensing element, orientation, mounting bracket, cable routing, and baseline conditions.</w:t>
+      </w:r>
+    </w:p>
+    <w:p>
+      <w:pPr>
+        <w:pStyle w:val="Normal"/>
+        <w:spacing w:before="0" w:after="120"/>
+        <w:rPr/>
+      </w:pPr>
+      <w:r>
+        <w:rPr/>
+        <w:t>The pressure sensor shall be rigidly mounted below the normal waterline at a known submerged depth on a protected fixed bracket or lower structural member. It shall not hang freely from the mooring chain or rope because uncontrolled sensor movement would add measurement noise and make installation depth uncertain.</w:t>
       </w:r>
     </w:p>
     <w:p>
@@ -3411,7 +3554,7 @@
       </w:pPr>
       <w:r>
         <w:rPr/>
-        <w:t>18. Pressure Sensor Installation and Reference Validation</w:t>
+        <w:t>19. Simplified Operator Interface and Sensor Grouping</w:t>
       </w:r>
     </w:p>
     <w:p>
@@ -3422,7 +3565,7 @@
       </w:pPr>
       <w:r>
         <w:rPr/>
-        <w:t>Wave-height accuracy shall be established through comparison with an independent reference method during controlled testing. The reference may be a calibrated staff gauge/video method or another suitable reference instrument. Reference measurements must be time-aligned with the pressure data. The study will report error metrics and limitations rather than assume that pressure conversion alone is accurate.</w:t>
+        <w:t>The Sensors page does not display one card per physical device. Individual devices are grouped into six user-facing categories: (1) Wave &amp; Pressure, (2) GPS &amp; Security, (3) Wind, (4) Water, (5) Power, and (6) System. Expanded details preserve the underlying engineering information such as exact sensor model, sample rate, signal quality, calibration state, source, and update age.</w:t>
       </w:r>
     </w:p>
     <w:p>
@@ -3433,7 +3576,7 @@
       </w:pPr>
       <w:r>
         <w:rPr/>
-        <w:t>The exact installation depth is not frozen in this document. It must be selected from the final buoy geometry, expected waterline, sensor operating range, wave conditions, and controlled test results. The installation record shall document the vertical distance from the normal waterline to the pressure-sensing element, orientation, mounting bracket, cable routing, and baseline conditions.</w:t>
+        <w:t>The default operator interface is intentionally simplified for quick use by non-technical and older users. The four navigation pages are Overview, Buoy Motion, Sensors, and Logs &amp; Alerts; Buoy Motion is explicitly optional visualization. Important information should be understandable with minimal clicking, large readable labels, high contrast, and clear status colors.</w:t>
       </w:r>
     </w:p>
     <w:p>
@@ -3444,48 +3587,6 @@
       </w:pPr>
       <w:r>
         <w:rPr/>
-        <w:t>The pressure sensor shall be rigidly mounted below the normal waterline at a known submerged depth on a protected fixed bracket or lower structural member. It shall not hang freely from the mooring chain or rope because uncontrolled sensor movement would add measurement noise and make installation depth uncertain.</w:t>
-      </w:r>
-    </w:p>
-    <w:p>
-      <w:pPr>
-        <w:pStyle w:val="Heading1"/>
-        <w:spacing w:before="200" w:after="120"/>
-        <w:rPr/>
-      </w:pPr>
-      <w:r>
-        <w:rPr/>
-        <w:t>19. Simplified Operator Interface and Sensor Grouping</w:t>
-      </w:r>
-    </w:p>
-    <w:p>
-      <w:pPr>
-        <w:pStyle w:val="Normal"/>
-        <w:spacing w:before="0" w:after="120"/>
-        <w:rPr/>
-      </w:pPr>
-      <w:r>
-        <w:rPr/>
-        <w:t>The Sensors page does not display one card per physical device. Individual devices are grouped into six user-facing categories: (1) Wave &amp; Pressure, (2) GPS &amp; Security, (3) Wind, (4) Water, (5) Power, and (6) System. Expanded details preserve the underlying engineering information such as exact sensor model, sample rate, signal quality, calibration state, source, and update age.</w:t>
-      </w:r>
-    </w:p>
-    <w:p>
-      <w:pPr>
-        <w:pStyle w:val="Normal"/>
-        <w:spacing w:before="0" w:after="120"/>
-        <w:rPr/>
-      </w:pPr>
-      <w:r>
-        <w:t>The default operator interface is intentionally simplified for quick use by non-technical and older users. The four navigation pages are Overview, Buoy Motion, Sensors, and Logs &amp; Alerts; Buoy Motion is explicitly optional visualization. Important information should be understandable with minimal clicking, large readable labels, high contrast, and clear status colors.</w:t>
-      </w:r>
-    </w:p>
-    <w:p>
-      <w:pPr>
-        <w:pStyle w:val="Normal"/>
-        <w:spacing w:before="0" w:after="120"/>
-        <w:rPr/>
-      </w:pPr>
-      <w:r>
         <w:t>The FALCON Assistant concept, mascot, and animation files are retained for possible future use, but the assistant is currently hidden from the dashboard while its final operator design is reviewed. If approved and re-enabled, it may translate existing validated system states into short explanations; it shall not create independent safety decisions.</w:t>
       </w:r>
     </w:p>
@@ -3637,20 +3738,37 @@
     <w:p>
       <w:pPr>
         <w:pStyle w:val="Heading2"/>
-      </w:pPr>
-      <w:r>
+        <w:spacing w:before="280" w:after="280"/>
+        <w:rPr/>
+      </w:pPr>
+      <w:r>
+        <w:rPr/>
         <w:t>22.1 Provisional Electronics Consumption</w:t>
       </w:r>
     </w:p>
     <w:p>
-      <w:r>
+      <w:pPr>
+        <w:pStyle w:val="Normal"/>
+        <w:rPr/>
+      </w:pPr>
+      <w:r>
+        <w:rPr/>
         <w:t>The following values are design envelopes and planning assumptions, not measured continuous consumption. Final values shall be replaced by a 24-hour current log covering Orange Pi startup, Wi-Fi activity, storage writes, sensor sampling, fan startup, and idle operation.</w:t>
       </w:r>
     </w:p>
     <w:tbl>
       <w:tblPr>
-        <w:tblW w:type="auto" w:w="0"/>
-        <w:tblLook w:firstColumn="1" w:firstRow="1" w:lastColumn="0" w:lastRow="0" w:noHBand="0" w:noVBand="1" w:val="04A0"/>
+        <w:tblW w:w="9831" w:type="dxa"/>
+        <w:jc w:val="left"/>
+        <w:tblInd w:w="0" w:type="dxa"/>
+        <w:tblLayout w:type="fixed"/>
+        <w:tblCellMar>
+          <w:top w:w="0" w:type="dxa"/>
+          <w:left w:w="108" w:type="dxa"/>
+          <w:bottom w:w="0" w:type="dxa"/>
+          <w:right w:w="108" w:type="dxa"/>
+        </w:tblCellMar>
+        <w:tblLook w:val="04a0" w:noHBand="0" w:noVBand="1" w:firstColumn="1" w:lastRow="0" w:lastColumn="0" w:firstRow="1"/>
       </w:tblPr>
       <w:tblGrid>
         <w:gridCol w:w="3277"/>
@@ -3658,192 +3776,396 @@
         <w:gridCol w:w="3277"/>
       </w:tblGrid>
       <w:tr>
-        <w:tc>
-          <w:tcPr>
-            <w:tcW w:type="dxa" w:w="3277"/>
-          </w:tcPr>
-          <w:p>
-            <w:r>
+        <w:trPr/>
+        <w:tc>
+          <w:tcPr>
+            <w:tcW w:w="3277" w:type="dxa"/>
+            <w:tcBorders/>
+          </w:tcPr>
+          <w:p>
+            <w:pPr>
+              <w:pStyle w:val="Normal"/>
+              <w:widowControl/>
+              <w:suppressAutoHyphens w:val="true"/>
+              <w:bidi w:val="0"/>
+              <w:spacing w:lineRule="auto" w:line="259" w:before="0" w:after="160"/>
+              <w:jc w:val="left"/>
+              <w:rPr/>
+            </w:pPr>
+            <w:r>
+              <w:rPr/>
               <w:t>Load</w:t>
             </w:r>
           </w:p>
         </w:tc>
         <w:tc>
           <w:tcPr>
-            <w:tcW w:type="dxa" w:w="3277"/>
-          </w:tcPr>
-          <w:p>
-            <w:r>
+            <w:tcW w:w="3277" w:type="dxa"/>
+            <w:tcBorders/>
+          </w:tcPr>
+          <w:p>
+            <w:pPr>
+              <w:pStyle w:val="Normal"/>
+              <w:widowControl/>
+              <w:suppressAutoHyphens w:val="true"/>
+              <w:bidi w:val="0"/>
+              <w:spacing w:lineRule="auto" w:line="259" w:before="0" w:after="160"/>
+              <w:jc w:val="left"/>
+              <w:rPr/>
+            </w:pPr>
+            <w:r>
+              <w:rPr/>
               <w:t>Preliminary electrical basis</w:t>
             </w:r>
           </w:p>
         </w:tc>
         <w:tc>
           <w:tcPr>
-            <w:tcW w:type="dxa" w:w="3277"/>
-          </w:tcPr>
-          <w:p>
-            <w:r>
+            <w:tcW w:w="3277" w:type="dxa"/>
+            <w:tcBorders/>
+          </w:tcPr>
+          <w:p>
+            <w:pPr>
+              <w:pStyle w:val="Normal"/>
+              <w:widowControl/>
+              <w:suppressAutoHyphens w:val="true"/>
+              <w:bidi w:val="0"/>
+              <w:spacing w:lineRule="auto" w:line="259" w:before="0" w:after="160"/>
+              <w:jc w:val="left"/>
+              <w:rPr/>
+            </w:pPr>
+            <w:r>
+              <w:rPr/>
               <w:t>Documentation status</w:t>
             </w:r>
           </w:p>
         </w:tc>
       </w:tr>
       <w:tr>
-        <w:tc>
-          <w:tcPr>
-            <w:tcW w:type="dxa" w:w="3277"/>
-          </w:tcPr>
-          <w:p>
-            <w:r>
+        <w:trPr/>
+        <w:tc>
+          <w:tcPr>
+            <w:tcW w:w="3277" w:type="dxa"/>
+            <w:tcBorders/>
+          </w:tcPr>
+          <w:p>
+            <w:pPr>
+              <w:pStyle w:val="Normal"/>
+              <w:widowControl/>
+              <w:suppressAutoHyphens w:val="true"/>
+              <w:bidi w:val="0"/>
+              <w:spacing w:lineRule="auto" w:line="259" w:before="0" w:after="160"/>
+              <w:jc w:val="left"/>
+              <w:rPr/>
+            </w:pPr>
+            <w:r>
+              <w:rPr/>
               <w:t>Orange Pi Zero 3, storage, and Wi-Fi</w:t>
             </w:r>
           </w:p>
         </w:tc>
         <w:tc>
           <w:tcPr>
-            <w:tcW w:type="dxa" w:w="3277"/>
-          </w:tcPr>
-          <w:p>
-            <w:r>
+            <w:tcW w:w="3277" w:type="dxa"/>
+            <w:tcBorders/>
+          </w:tcPr>
+          <w:p>
+            <w:pPr>
+              <w:pStyle w:val="Normal"/>
+              <w:widowControl/>
+              <w:suppressAutoHyphens w:val="true"/>
+              <w:bidi w:val="0"/>
+              <w:spacing w:lineRule="auto" w:line="259" w:before="0" w:after="160"/>
+              <w:jc w:val="left"/>
+              <w:rPr/>
+            </w:pPr>
+            <w:r>
+              <w:rPr/>
               <w:t>Regulated 5 V / 3 A supply envelope (15 W maximum available, not assumed average draw)</w:t>
             </w:r>
           </w:p>
         </w:tc>
         <w:tc>
           <w:tcPr>
-            <w:tcW w:type="dxa" w:w="3277"/>
-          </w:tcPr>
-          <w:p>
-            <w:r>
+            <w:tcW w:w="3277" w:type="dxa"/>
+            <w:tcBorders/>
+          </w:tcPr>
+          <w:p>
+            <w:pPr>
+              <w:pStyle w:val="Normal"/>
+              <w:widowControl/>
+              <w:suppressAutoHyphens w:val="true"/>
+              <w:bidi w:val="0"/>
+              <w:spacing w:lineRule="auto" w:line="259" w:before="0" w:after="160"/>
+              <w:jc w:val="left"/>
+              <w:rPr/>
+            </w:pPr>
+            <w:r>
+              <w:rPr/>
               <w:t>Measure startup peak, idle, Wi-Fi, and database-write current</w:t>
             </w:r>
           </w:p>
         </w:tc>
       </w:tr>
       <w:tr>
-        <w:tc>
-          <w:tcPr>
-            <w:tcW w:type="dxa" w:w="3277"/>
-          </w:tcPr>
-          <w:p>
-            <w:r>
+        <w:trPr/>
+        <w:tc>
+          <w:tcPr>
+            <w:tcW w:w="3277" w:type="dxa"/>
+            <w:tcBorders/>
+          </w:tcPr>
+          <w:p>
+            <w:pPr>
+              <w:pStyle w:val="Normal"/>
+              <w:widowControl/>
+              <w:suppressAutoHyphens w:val="true"/>
+              <w:bidi w:val="0"/>
+              <w:spacing w:lineRule="auto" w:line="259" w:before="0" w:after="160"/>
+              <w:jc w:val="left"/>
+              <w:rPr/>
+            </w:pPr>
+            <w:r>
+              <w:rPr/>
               <w:t>ESP32 and complete sensor carrier</w:t>
             </w:r>
           </w:p>
         </w:tc>
         <w:tc>
           <w:tcPr>
-            <w:tcW w:type="dxa" w:w="3277"/>
-          </w:tcPr>
-          <w:p>
-            <w:r>
+            <w:tcW w:w="3277" w:type="dxa"/>
+            <w:tcBorders/>
+          </w:tcPr>
+          <w:p>
+            <w:pPr>
+              <w:pStyle w:val="Normal"/>
+              <w:widowControl/>
+              <w:suppressAutoHyphens w:val="true"/>
+              <w:bidi w:val="0"/>
+              <w:spacing w:lineRule="auto" w:line="259" w:before="0" w:after="160"/>
+              <w:jc w:val="left"/>
+              <w:rPr/>
+            </w:pPr>
+            <w:r>
+              <w:rPr/>
               <w:t>Separate regulated 5 V / 2 A branch envelope (10 W maximum available)</w:t>
             </w:r>
           </w:p>
         </w:tc>
         <w:tc>
           <w:tcPr>
-            <w:tcW w:type="dxa" w:w="3277"/>
-          </w:tcPr>
-          <w:p>
-            <w:r>
+            <w:tcW w:w="3277" w:type="dxa"/>
+            <w:tcBorders/>
+          </w:tcPr>
+          <w:p>
+            <w:pPr>
+              <w:pStyle w:val="Normal"/>
+              <w:widowControl/>
+              <w:suppressAutoHyphens w:val="true"/>
+              <w:bidi w:val="0"/>
+              <w:spacing w:lineRule="auto" w:line="259" w:before="0" w:after="160"/>
+              <w:jc w:val="left"/>
+              <w:rPr/>
+            </w:pPr>
+            <w:r>
+              <w:rPr/>
               <w:t>Measure ESP32 plus every installed sensor; do not use the envelope as average consumption</w:t>
             </w:r>
           </w:p>
         </w:tc>
       </w:tr>
       <w:tr>
-        <w:tc>
-          <w:tcPr>
-            <w:tcW w:type="dxa" w:w="3277"/>
-          </w:tcPr>
-          <w:p>
-            <w:r>
+        <w:trPr/>
+        <w:tc>
+          <w:tcPr>
+            <w:tcW w:w="3277" w:type="dxa"/>
+            <w:tcBorders/>
+          </w:tcPr>
+          <w:p>
+            <w:pPr>
+              <w:pStyle w:val="Normal"/>
+              <w:widowControl/>
+              <w:suppressAutoHyphens w:val="true"/>
+              <w:bidi w:val="0"/>
+              <w:spacing w:lineRule="auto" w:line="259" w:before="0" w:after="160"/>
+              <w:jc w:val="left"/>
+              <w:rPr/>
+            </w:pPr>
+            <w:r>
+              <w:rPr/>
               <w:t>Two optional enclosure fans</w:t>
             </w:r>
           </w:p>
         </w:tc>
         <w:tc>
           <w:tcPr>
-            <w:tcW w:type="dxa" w:w="3277"/>
-          </w:tcPr>
-          <w:p>
-            <w:r>
+            <w:tcW w:w="3277" w:type="dxa"/>
+            <w:tcBorders/>
+          </w:tcPr>
+          <w:p>
+            <w:pPr>
+              <w:pStyle w:val="Normal"/>
+              <w:widowControl/>
+              <w:suppressAutoHyphens w:val="true"/>
+              <w:bidi w:val="0"/>
+              <w:spacing w:lineRule="auto" w:line="259" w:before="0" w:after="160"/>
+              <w:jc w:val="left"/>
+              <w:rPr/>
+            </w:pPr>
+            <w:r>
+              <w:rPr/>
               <w:t>2 × 5 V × 0.15 A = 1.5 W maximum</w:t>
             </w:r>
           </w:p>
         </w:tc>
         <w:tc>
           <w:tcPr>
-            <w:tcW w:type="dxa" w:w="3277"/>
-          </w:tcPr>
-          <w:p>
-            <w:r>
+            <w:tcW w:w="3277" w:type="dxa"/>
+            <w:tcBorders/>
+          </w:tcPr>
+          <w:p>
+            <w:pPr>
+              <w:pStyle w:val="Normal"/>
+              <w:widowControl/>
+              <w:suppressAutoHyphens w:val="true"/>
+              <w:bidi w:val="0"/>
+              <w:spacing w:lineRule="auto" w:line="259" w:before="0" w:after="160"/>
+              <w:jc w:val="left"/>
+              <w:rPr/>
+            </w:pPr>
+            <w:r>
+              <w:rPr/>
               <w:t>Include only if the selected fans are installed and thermally required</w:t>
             </w:r>
           </w:p>
         </w:tc>
       </w:tr>
       <w:tr>
-        <w:tc>
-          <w:tcPr>
-            <w:tcW w:type="dxa" w:w="3277"/>
-          </w:tcPr>
-          <w:p>
-            <w:r>
+        <w:trPr/>
+        <w:tc>
+          <w:tcPr>
+            <w:tcW w:w="3277" w:type="dxa"/>
+            <w:tcBorders/>
+          </w:tcPr>
+          <w:p>
+            <w:pPr>
+              <w:pStyle w:val="Normal"/>
+              <w:widowControl/>
+              <w:suppressAutoHyphens w:val="true"/>
+              <w:bidi w:val="0"/>
+              <w:spacing w:lineRule="auto" w:line="259" w:before="0" w:after="160"/>
+              <w:jc w:val="left"/>
+              <w:rPr/>
+            </w:pPr>
+            <w:r>
+              <w:rPr/>
               <w:t>Pressure, GPS, wind, water, power, and security sensors</w:t>
             </w:r>
           </w:p>
         </w:tc>
         <w:tc>
           <w:tcPr>
-            <w:tcW w:type="dxa" w:w="3277"/>
-          </w:tcPr>
-          <w:p>
-            <w:r>
+            <w:tcW w:w="3277" w:type="dxa"/>
+            <w:tcBorders/>
+          </w:tcPr>
+          <w:p>
+            <w:pPr>
+              <w:pStyle w:val="Normal"/>
+              <w:widowControl/>
+              <w:suppressAutoHyphens w:val="true"/>
+              <w:bidi w:val="0"/>
+              <w:spacing w:lineRule="auto" w:line="259" w:before="0" w:after="160"/>
+              <w:jc w:val="left"/>
+              <w:rPr/>
+            </w:pPr>
+            <w:r>
+              <w:rPr/>
               <w:t>Included in the ESP32/sensor branch</w:t>
             </w:r>
           </w:p>
         </w:tc>
         <w:tc>
           <w:tcPr>
-            <w:tcW w:type="dxa" w:w="3277"/>
-          </w:tcPr>
-          <w:p>
-            <w:r>
+            <w:tcW w:w="3277" w:type="dxa"/>
+            <w:tcBorders/>
+          </w:tcPr>
+          <w:p>
+            <w:pPr>
+              <w:pStyle w:val="Normal"/>
+              <w:widowControl/>
+              <w:suppressAutoHyphens w:val="true"/>
+              <w:bidi w:val="0"/>
+              <w:spacing w:lineRule="auto" w:line="259" w:before="0" w:after="160"/>
+              <w:jc w:val="left"/>
+              <w:rPr/>
+            </w:pPr>
+            <w:r>
+              <w:rPr/>
               <w:t>Record individual idle/active current from exact purchased datasheets and bench measurements</w:t>
             </w:r>
           </w:p>
         </w:tc>
       </w:tr>
       <w:tr>
-        <w:tc>
-          <w:tcPr>
-            <w:tcW w:type="dxa" w:w="3277"/>
-          </w:tcPr>
-          <w:p>
-            <w:r>
+        <w:trPr/>
+        <w:tc>
+          <w:tcPr>
+            <w:tcW w:w="3277" w:type="dxa"/>
+            <w:tcBorders/>
+          </w:tcPr>
+          <w:p>
+            <w:pPr>
+              <w:pStyle w:val="Normal"/>
+              <w:widowControl/>
+              <w:suppressAutoHyphens w:val="true"/>
+              <w:bidi w:val="0"/>
+              <w:spacing w:lineRule="auto" w:line="259" w:before="0" w:after="160"/>
+              <w:jc w:val="left"/>
+              <w:rPr/>
+            </w:pPr>
+            <w:r>
+              <w:rPr/>
               <w:t>DC conversion and charging losses</w:t>
             </w:r>
           </w:p>
         </w:tc>
         <w:tc>
           <w:tcPr>
-            <w:tcW w:type="dxa" w:w="3277"/>
-          </w:tcPr>
-          <w:p>
-            <w:r>
+            <w:tcW w:w="3277" w:type="dxa"/>
+            <w:tcBorders/>
+          </w:tcPr>
+          <w:p>
+            <w:pPr>
+              <w:pStyle w:val="Normal"/>
+              <w:widowControl/>
+              <w:suppressAutoHyphens w:val="true"/>
+              <w:bidi w:val="0"/>
+              <w:spacing w:lineRule="auto" w:line="259" w:before="0" w:after="160"/>
+              <w:jc w:val="left"/>
+              <w:rPr/>
+            </w:pPr>
+            <w:r>
+              <w:rPr/>
               <w:t>Included through conservative system-efficiency assumptions</w:t>
             </w:r>
           </w:p>
         </w:tc>
         <w:tc>
           <w:tcPr>
-            <w:tcW w:type="dxa" w:w="3277"/>
-          </w:tcPr>
-          <w:p>
-            <w:r>
+            <w:tcW w:w="3277" w:type="dxa"/>
+            <w:tcBorders/>
+          </w:tcPr>
+          <w:p>
+            <w:pPr>
+              <w:pStyle w:val="Normal"/>
+              <w:widowControl/>
+              <w:suppressAutoHyphens w:val="true"/>
+              <w:bidi w:val="0"/>
+              <w:spacing w:lineRule="auto" w:line="259" w:before="0" w:after="160"/>
+              <w:jc w:val="left"/>
+              <w:rPr/>
+            </w:pPr>
+            <w:r>
+              <w:rPr/>
               <w:t>Verify buck and MPPT efficiency across battery voltage, load, and enclosure temperature</w:t>
             </w:r>
           </w:p>
@@ -3853,20 +4175,37 @@
     <w:p>
       <w:pPr>
         <w:pStyle w:val="Heading2"/>
-      </w:pPr>
-      <w:r>
+        <w:spacing w:before="280" w:after="280"/>
+        <w:rPr/>
+      </w:pPr>
+      <w:r>
+        <w:rPr/>
         <w:t>22.2 Battery Capacity and Autonomy</w:t>
       </w:r>
     </w:p>
     <w:p>
-      <w:r>
+      <w:pPr>
+        <w:pStyle w:val="Normal"/>
+        <w:rPr/>
+      </w:pPr>
+      <w:r>
+        <w:rPr/>
         <w:t>The provisional baseline is a 12.8 V, 20 Ah LiFePO4 battery: 12.8 V × 20 Ah = 256 Wh nominal. Using an 80% usable-energy planning limit gives 204.8 Wh. Estimated no-solar runtime is usable energy divided by measured average load.</w:t>
       </w:r>
     </w:p>
     <w:tbl>
       <w:tblPr>
-        <w:tblW w:type="auto" w:w="0"/>
-        <w:tblLook w:firstColumn="1" w:firstRow="1" w:lastColumn="0" w:lastRow="0" w:noHBand="0" w:noVBand="1" w:val="04A0"/>
+        <w:tblW w:w="9831" w:type="dxa"/>
+        <w:jc w:val="left"/>
+        <w:tblInd w:w="0" w:type="dxa"/>
+        <w:tblLayout w:type="fixed"/>
+        <w:tblCellMar>
+          <w:top w:w="0" w:type="dxa"/>
+          <w:left w:w="108" w:type="dxa"/>
+          <w:bottom w:w="0" w:type="dxa"/>
+          <w:right w:w="108" w:type="dxa"/>
+        </w:tblCellMar>
+        <w:tblLook w:val="04a0" w:noHBand="0" w:noVBand="1" w:firstColumn="1" w:lastRow="0" w:lastColumn="0" w:firstRow="1"/>
       </w:tblPr>
       <w:tblGrid>
         <w:gridCol w:w="3277"/>
@@ -3874,128 +4213,264 @@
         <w:gridCol w:w="3277"/>
       </w:tblGrid>
       <w:tr>
-        <w:tc>
-          <w:tcPr>
-            <w:tcW w:type="dxa" w:w="3277"/>
-          </w:tcPr>
-          <w:p>
-            <w:r>
+        <w:trPr/>
+        <w:tc>
+          <w:tcPr>
+            <w:tcW w:w="3277" w:type="dxa"/>
+            <w:tcBorders/>
+          </w:tcPr>
+          <w:p>
+            <w:pPr>
+              <w:pStyle w:val="Normal"/>
+              <w:widowControl/>
+              <w:suppressAutoHyphens w:val="true"/>
+              <w:bidi w:val="0"/>
+              <w:spacing w:lineRule="auto" w:line="259" w:before="0" w:after="160"/>
+              <w:jc w:val="left"/>
+              <w:rPr/>
+            </w:pPr>
+            <w:r>
+              <w:rPr/>
               <w:t>Complete average load</w:t>
             </w:r>
           </w:p>
         </w:tc>
         <w:tc>
           <w:tcPr>
-            <w:tcW w:type="dxa" w:w="3277"/>
-          </w:tcPr>
-          <w:p>
-            <w:r>
+            <w:tcW w:w="3277" w:type="dxa"/>
+            <w:tcBorders/>
+          </w:tcPr>
+          <w:p>
+            <w:pPr>
+              <w:pStyle w:val="Normal"/>
+              <w:widowControl/>
+              <w:suppressAutoHyphens w:val="true"/>
+              <w:bidi w:val="0"/>
+              <w:spacing w:lineRule="auto" w:line="259" w:before="0" w:after="160"/>
+              <w:jc w:val="left"/>
+              <w:rPr/>
+            </w:pPr>
+            <w:r>
+              <w:rPr/>
               <w:t>Daily energy</w:t>
             </w:r>
           </w:p>
         </w:tc>
         <w:tc>
           <w:tcPr>
-            <w:tcW w:type="dxa" w:w="3277"/>
-          </w:tcPr>
-          <w:p>
-            <w:r>
+            <w:tcW w:w="3277" w:type="dxa"/>
+            <w:tcBorders/>
+          </w:tcPr>
+          <w:p>
+            <w:pPr>
+              <w:pStyle w:val="Normal"/>
+              <w:widowControl/>
+              <w:suppressAutoHyphens w:val="true"/>
+              <w:bidi w:val="0"/>
+              <w:spacing w:lineRule="auto" w:line="259" w:before="0" w:after="160"/>
+              <w:jc w:val="left"/>
+              <w:rPr/>
+            </w:pPr>
+            <w:r>
+              <w:rPr/>
               <w:t>Estimated no-solar runtime</w:t>
             </w:r>
           </w:p>
         </w:tc>
       </w:tr>
       <w:tr>
-        <w:tc>
-          <w:tcPr>
-            <w:tcW w:type="dxa" w:w="3277"/>
-          </w:tcPr>
-          <w:p>
-            <w:r>
+        <w:trPr/>
+        <w:tc>
+          <w:tcPr>
+            <w:tcW w:w="3277" w:type="dxa"/>
+            <w:tcBorders/>
+          </w:tcPr>
+          <w:p>
+            <w:pPr>
+              <w:pStyle w:val="Normal"/>
+              <w:widowControl/>
+              <w:suppressAutoHyphens w:val="true"/>
+              <w:bidi w:val="0"/>
+              <w:spacing w:lineRule="auto" w:line="259" w:before="0" w:after="160"/>
+              <w:jc w:val="left"/>
+              <w:rPr/>
+            </w:pPr>
+            <w:r>
+              <w:rPr/>
               <w:t>6 W</w:t>
             </w:r>
           </w:p>
         </w:tc>
         <w:tc>
           <w:tcPr>
-            <w:tcW w:type="dxa" w:w="3277"/>
-          </w:tcPr>
-          <w:p>
-            <w:r>
+            <w:tcW w:w="3277" w:type="dxa"/>
+            <w:tcBorders/>
+          </w:tcPr>
+          <w:p>
+            <w:pPr>
+              <w:pStyle w:val="Normal"/>
+              <w:widowControl/>
+              <w:suppressAutoHyphens w:val="true"/>
+              <w:bidi w:val="0"/>
+              <w:spacing w:lineRule="auto" w:line="259" w:before="0" w:after="160"/>
+              <w:jc w:val="left"/>
+              <w:rPr/>
+            </w:pPr>
+            <w:r>
+              <w:rPr/>
               <w:t>144 Wh/day</w:t>
             </w:r>
           </w:p>
         </w:tc>
         <w:tc>
           <w:tcPr>
-            <w:tcW w:type="dxa" w:w="3277"/>
-          </w:tcPr>
-          <w:p>
-            <w:r>
+            <w:tcW w:w="3277" w:type="dxa"/>
+            <w:tcBorders/>
+          </w:tcPr>
+          <w:p>
+            <w:pPr>
+              <w:pStyle w:val="Normal"/>
+              <w:widowControl/>
+              <w:suppressAutoHyphens w:val="true"/>
+              <w:bidi w:val="0"/>
+              <w:spacing w:lineRule="auto" w:line="259" w:before="0" w:after="160"/>
+              <w:jc w:val="left"/>
+              <w:rPr/>
+            </w:pPr>
+            <w:r>
+              <w:rPr/>
               <w:t>34.1 hours</w:t>
             </w:r>
           </w:p>
         </w:tc>
       </w:tr>
       <w:tr>
-        <w:tc>
-          <w:tcPr>
-            <w:tcW w:type="dxa" w:w="3277"/>
-          </w:tcPr>
-          <w:p>
-            <w:r>
+        <w:trPr/>
+        <w:tc>
+          <w:tcPr>
+            <w:tcW w:w="3277" w:type="dxa"/>
+            <w:tcBorders/>
+          </w:tcPr>
+          <w:p>
+            <w:pPr>
+              <w:pStyle w:val="Normal"/>
+              <w:widowControl/>
+              <w:suppressAutoHyphens w:val="true"/>
+              <w:bidi w:val="0"/>
+              <w:spacing w:lineRule="auto" w:line="259" w:before="0" w:after="160"/>
+              <w:jc w:val="left"/>
+              <w:rPr/>
+            </w:pPr>
+            <w:r>
+              <w:rPr/>
               <w:t>8 W</w:t>
             </w:r>
           </w:p>
         </w:tc>
         <w:tc>
           <w:tcPr>
-            <w:tcW w:type="dxa" w:w="3277"/>
-          </w:tcPr>
-          <w:p>
-            <w:r>
+            <w:tcW w:w="3277" w:type="dxa"/>
+            <w:tcBorders/>
+          </w:tcPr>
+          <w:p>
+            <w:pPr>
+              <w:pStyle w:val="Normal"/>
+              <w:widowControl/>
+              <w:suppressAutoHyphens w:val="true"/>
+              <w:bidi w:val="0"/>
+              <w:spacing w:lineRule="auto" w:line="259" w:before="0" w:after="160"/>
+              <w:jc w:val="left"/>
+              <w:rPr/>
+            </w:pPr>
+            <w:r>
+              <w:rPr/>
               <w:t>192 Wh/day</w:t>
             </w:r>
           </w:p>
         </w:tc>
         <w:tc>
           <w:tcPr>
-            <w:tcW w:type="dxa" w:w="3277"/>
-          </w:tcPr>
-          <w:p>
-            <w:r>
+            <w:tcW w:w="3277" w:type="dxa"/>
+            <w:tcBorders/>
+          </w:tcPr>
+          <w:p>
+            <w:pPr>
+              <w:pStyle w:val="Normal"/>
+              <w:widowControl/>
+              <w:suppressAutoHyphens w:val="true"/>
+              <w:bidi w:val="0"/>
+              <w:spacing w:lineRule="auto" w:line="259" w:before="0" w:after="160"/>
+              <w:jc w:val="left"/>
+              <w:rPr/>
+            </w:pPr>
+            <w:r>
+              <w:rPr/>
               <w:t>25.6 hours</w:t>
             </w:r>
           </w:p>
         </w:tc>
       </w:tr>
       <w:tr>
-        <w:tc>
-          <w:tcPr>
-            <w:tcW w:type="dxa" w:w="3277"/>
-          </w:tcPr>
-          <w:p>
-            <w:r>
+        <w:trPr/>
+        <w:tc>
+          <w:tcPr>
+            <w:tcW w:w="3277" w:type="dxa"/>
+            <w:tcBorders/>
+          </w:tcPr>
+          <w:p>
+            <w:pPr>
+              <w:pStyle w:val="Normal"/>
+              <w:widowControl/>
+              <w:suppressAutoHyphens w:val="true"/>
+              <w:bidi w:val="0"/>
+              <w:spacing w:lineRule="auto" w:line="259" w:before="0" w:after="160"/>
+              <w:jc w:val="left"/>
+              <w:rPr/>
+            </w:pPr>
+            <w:r>
+              <w:rPr/>
               <w:t>10 W</w:t>
             </w:r>
           </w:p>
         </w:tc>
         <w:tc>
           <w:tcPr>
-            <w:tcW w:type="dxa" w:w="3277"/>
-          </w:tcPr>
-          <w:p>
-            <w:r>
+            <w:tcW w:w="3277" w:type="dxa"/>
+            <w:tcBorders/>
+          </w:tcPr>
+          <w:p>
+            <w:pPr>
+              <w:pStyle w:val="Normal"/>
+              <w:widowControl/>
+              <w:suppressAutoHyphens w:val="true"/>
+              <w:bidi w:val="0"/>
+              <w:spacing w:lineRule="auto" w:line="259" w:before="0" w:after="160"/>
+              <w:jc w:val="left"/>
+              <w:rPr/>
+            </w:pPr>
+            <w:r>
+              <w:rPr/>
               <w:t>240 Wh/day</w:t>
             </w:r>
           </w:p>
         </w:tc>
         <w:tc>
           <w:tcPr>
-            <w:tcW w:type="dxa" w:w="3277"/>
-          </w:tcPr>
-          <w:p>
-            <w:r>
+            <w:tcW w:w="3277" w:type="dxa"/>
+            <w:tcBorders/>
+          </w:tcPr>
+          <w:p>
+            <w:pPr>
+              <w:pStyle w:val="Normal"/>
+              <w:widowControl/>
+              <w:suppressAutoHyphens w:val="true"/>
+              <w:bidi w:val="0"/>
+              <w:spacing w:lineRule="auto" w:line="259" w:before="0" w:after="160"/>
+              <w:jc w:val="left"/>
+              <w:rPr/>
+            </w:pPr>
+            <w:r>
+              <w:rPr/>
               <w:t>20.5 hours</w:t>
             </w:r>
           </w:p>
@@ -4005,20 +4480,37 @@
     <w:p>
       <w:pPr>
         <w:pStyle w:val="Heading2"/>
-      </w:pPr>
-      <w:r>
+        <w:spacing w:before="280" w:after="280"/>
+        <w:rPr/>
+      </w:pPr>
+      <w:r>
+        <w:rPr/>
         <w:t>22.3 Solar-Panel Sizing</w:t>
       </w:r>
     </w:p>
     <w:p>
-      <w:r>
+      <w:pPr>
+        <w:pStyle w:val="Normal"/>
+        <w:rPr/>
+      </w:pPr>
+      <w:r>
+        <w:rPr/>
         <w:t>Preliminary daily harvest uses panel rating × 4 peak-sun-hours × 70% net system efficiency. The 70% factor provisionally covers MPPT, wiring, conversion, temperature, orientation, and contamination losses; actual Puerto Princesa conditions must be logged.</w:t>
       </w:r>
     </w:p>
     <w:tbl>
       <w:tblPr>
-        <w:tblW w:type="auto" w:w="0"/>
-        <w:tblLook w:firstColumn="1" w:firstRow="1" w:lastColumn="0" w:lastRow="0" w:noHBand="0" w:noVBand="1" w:val="04A0"/>
+        <w:tblW w:w="9831" w:type="dxa"/>
+        <w:jc w:val="left"/>
+        <w:tblInd w:w="0" w:type="dxa"/>
+        <w:tblLayout w:type="fixed"/>
+        <w:tblCellMar>
+          <w:top w:w="0" w:type="dxa"/>
+          <w:left w:w="108" w:type="dxa"/>
+          <w:bottom w:w="0" w:type="dxa"/>
+          <w:right w:w="108" w:type="dxa"/>
+        </w:tblCellMar>
+        <w:tblLook w:val="04a0" w:noHBand="0" w:noVBand="1" w:firstColumn="1" w:lastRow="0" w:lastColumn="0" w:firstRow="1"/>
       </w:tblPr>
       <w:tblGrid>
         <w:gridCol w:w="3277"/>
@@ -4026,128 +4518,264 @@
         <w:gridCol w:w="3277"/>
       </w:tblGrid>
       <w:tr>
-        <w:tc>
-          <w:tcPr>
-            <w:tcW w:type="dxa" w:w="3277"/>
-          </w:tcPr>
-          <w:p>
-            <w:r>
+        <w:trPr/>
+        <w:tc>
+          <w:tcPr>
+            <w:tcW w:w="3277" w:type="dxa"/>
+            <w:tcBorders/>
+          </w:tcPr>
+          <w:p>
+            <w:pPr>
+              <w:pStyle w:val="Normal"/>
+              <w:widowControl/>
+              <w:suppressAutoHyphens w:val="true"/>
+              <w:bidi w:val="0"/>
+              <w:spacing w:lineRule="auto" w:line="259" w:before="0" w:after="160"/>
+              <w:jc w:val="left"/>
+              <w:rPr/>
+            </w:pPr>
+            <w:r>
+              <w:rPr/>
               <w:t>Solar option</w:t>
             </w:r>
           </w:p>
         </w:tc>
         <w:tc>
           <w:tcPr>
-            <w:tcW w:type="dxa" w:w="3277"/>
-          </w:tcPr>
-          <w:p>
-            <w:r>
+            <w:tcW w:w="3277" w:type="dxa"/>
+            <w:tcBorders/>
+          </w:tcPr>
+          <w:p>
+            <w:pPr>
+              <w:pStyle w:val="Normal"/>
+              <w:widowControl/>
+              <w:suppressAutoHyphens w:val="true"/>
+              <w:bidi w:val="0"/>
+              <w:spacing w:lineRule="auto" w:line="259" w:before="0" w:after="160"/>
+              <w:jc w:val="left"/>
+              <w:rPr/>
+            </w:pPr>
+            <w:r>
+              <w:rPr/>
               <w:t>Estimated harvest</w:t>
             </w:r>
           </w:p>
         </w:tc>
         <w:tc>
           <w:tcPr>
-            <w:tcW w:type="dxa" w:w="3277"/>
-          </w:tcPr>
-          <w:p>
-            <w:r>
+            <w:tcW w:w="3277" w:type="dxa"/>
+            <w:tcBorders/>
+          </w:tcPr>
+          <w:p>
+            <w:pPr>
+              <w:pStyle w:val="Normal"/>
+              <w:widowControl/>
+              <w:suppressAutoHyphens w:val="true"/>
+              <w:bidi w:val="0"/>
+              <w:spacing w:lineRule="auto" w:line="259" w:before="0" w:after="160"/>
+              <w:jc w:val="left"/>
+              <w:rPr/>
+            </w:pPr>
+            <w:r>
+              <w:rPr/>
               <w:t>Interpretation</w:t>
             </w:r>
           </w:p>
         </w:tc>
       </w:tr>
       <w:tr>
-        <w:tc>
-          <w:tcPr>
-            <w:tcW w:type="dxa" w:w="3277"/>
-          </w:tcPr>
-          <w:p>
-            <w:r>
+        <w:trPr/>
+        <w:tc>
+          <w:tcPr>
+            <w:tcW w:w="3277" w:type="dxa"/>
+            <w:tcBorders/>
+          </w:tcPr>
+          <w:p>
+            <w:pPr>
+              <w:pStyle w:val="Normal"/>
+              <w:widowControl/>
+              <w:suppressAutoHyphens w:val="true"/>
+              <w:bidi w:val="0"/>
+              <w:spacing w:lineRule="auto" w:line="259" w:before="0" w:after="160"/>
+              <w:jc w:val="left"/>
+              <w:rPr/>
+            </w:pPr>
+            <w:r>
+              <w:rPr/>
               <w:t>60 W nominal panel</w:t>
             </w:r>
           </w:p>
         </w:tc>
         <w:tc>
           <w:tcPr>
-            <w:tcW w:type="dxa" w:w="3277"/>
-          </w:tcPr>
-          <w:p>
-            <w:r>
+            <w:tcW w:w="3277" w:type="dxa"/>
+            <w:tcBorders/>
+          </w:tcPr>
+          <w:p>
+            <w:pPr>
+              <w:pStyle w:val="Normal"/>
+              <w:widowControl/>
+              <w:suppressAutoHyphens w:val="true"/>
+              <w:bidi w:val="0"/>
+              <w:spacing w:lineRule="auto" w:line="259" w:before="0" w:after="160"/>
+              <w:jc w:val="left"/>
+              <w:rPr/>
+            </w:pPr>
+            <w:r>
+              <w:rPr/>
               <w:t>168 Wh/day</w:t>
             </w:r>
           </w:p>
         </w:tc>
         <w:tc>
           <w:tcPr>
-            <w:tcW w:type="dxa" w:w="3277"/>
-          </w:tcPr>
-          <w:p>
-            <w:r>
+            <w:tcW w:w="3277" w:type="dxa"/>
+            <w:tcBorders/>
+          </w:tcPr>
+          <w:p>
+            <w:pPr>
+              <w:pStyle w:val="Normal"/>
+              <w:widowControl/>
+              <w:suppressAutoHyphens w:val="true"/>
+              <w:bidi w:val="0"/>
+              <w:spacing w:lineRule="auto" w:line="259" w:before="0" w:after="160"/>
+              <w:jc w:val="left"/>
+              <w:rPr/>
+            </w:pPr>
+            <w:r>
+              <w:rPr/>
               <w:t>Supervised-test minimum; supports a 6 W average load with only about 24 Wh/day theoretical margin</w:t>
             </w:r>
           </w:p>
         </w:tc>
       </w:tr>
       <w:tr>
-        <w:tc>
-          <w:tcPr>
-            <w:tcW w:type="dxa" w:w="3277"/>
-          </w:tcPr>
-          <w:p>
-            <w:r>
+        <w:trPr/>
+        <w:tc>
+          <w:tcPr>
+            <w:tcW w:w="3277" w:type="dxa"/>
+            <w:tcBorders/>
+          </w:tcPr>
+          <w:p>
+            <w:pPr>
+              <w:pStyle w:val="Normal"/>
+              <w:widowControl/>
+              <w:suppressAutoHyphens w:val="true"/>
+              <w:bidi w:val="0"/>
+              <w:spacing w:lineRule="auto" w:line="259" w:before="0" w:after="160"/>
+              <w:jc w:val="left"/>
+              <w:rPr/>
+            </w:pPr>
+            <w:r>
+              <w:rPr/>
               <w:t>80 W nominal panel</w:t>
             </w:r>
           </w:p>
         </w:tc>
         <w:tc>
           <w:tcPr>
-            <w:tcW w:type="dxa" w:w="3277"/>
-          </w:tcPr>
-          <w:p>
-            <w:r>
+            <w:tcW w:w="3277" w:type="dxa"/>
+            <w:tcBorders/>
+          </w:tcPr>
+          <w:p>
+            <w:pPr>
+              <w:pStyle w:val="Normal"/>
+              <w:widowControl/>
+              <w:suppressAutoHyphens w:val="true"/>
+              <w:bidi w:val="0"/>
+              <w:spacing w:lineRule="auto" w:line="259" w:before="0" w:after="160"/>
+              <w:jc w:val="left"/>
+              <w:rPr/>
+            </w:pPr>
+            <w:r>
+              <w:rPr/>
               <w:t>224 Wh/day</w:t>
             </w:r>
           </w:p>
         </w:tc>
         <w:tc>
           <w:tcPr>
-            <w:tcW w:type="dxa" w:w="3277"/>
-          </w:tcPr>
-          <w:p>
-            <w:r>
+            <w:tcW w:w="3277" w:type="dxa"/>
+            <w:tcBorders/>
+          </w:tcPr>
+          <w:p>
+            <w:pPr>
+              <w:pStyle w:val="Normal"/>
+              <w:widowControl/>
+              <w:suppressAutoHyphens w:val="true"/>
+              <w:bidi w:val="0"/>
+              <w:spacing w:lineRule="auto" w:line="259" w:before="0" w:after="160"/>
+              <w:jc w:val="left"/>
+              <w:rPr/>
+            </w:pPr>
+            <w:r>
+              <w:rPr/>
               <w:t>Preferred prototype starting point; about 80 Wh/day margin at 6 W or 32 Wh/day at 8 W</w:t>
             </w:r>
           </w:p>
         </w:tc>
       </w:tr>
       <w:tr>
-        <w:tc>
-          <w:tcPr>
-            <w:tcW w:type="dxa" w:w="3277"/>
-          </w:tcPr>
-          <w:p>
-            <w:r>
+        <w:trPr/>
+        <w:tc>
+          <w:tcPr>
+            <w:tcW w:w="3277" w:type="dxa"/>
+            <w:tcBorders/>
+          </w:tcPr>
+          <w:p>
+            <w:pPr>
+              <w:pStyle w:val="Normal"/>
+              <w:widowControl/>
+              <w:suppressAutoHyphens w:val="true"/>
+              <w:bidi w:val="0"/>
+              <w:spacing w:lineRule="auto" w:line="259" w:before="0" w:after="160"/>
+              <w:jc w:val="left"/>
+              <w:rPr/>
+            </w:pPr>
+            <w:r>
+              <w:rPr/>
               <w:t>LiFePO4-compatible MPPT</w:t>
             </w:r>
           </w:p>
         </w:tc>
         <w:tc>
           <w:tcPr>
-            <w:tcW w:type="dxa" w:w="3277"/>
-          </w:tcPr>
-          <w:p>
-            <w:r>
+            <w:tcW w:w="3277" w:type="dxa"/>
+            <w:tcBorders/>
+          </w:tcPr>
+          <w:p>
+            <w:pPr>
+              <w:pStyle w:val="Normal"/>
+              <w:widowControl/>
+              <w:suppressAutoHyphens w:val="true"/>
+              <w:bidi w:val="0"/>
+              <w:spacing w:lineRule="auto" w:line="259" w:before="0" w:after="160"/>
+              <w:jc w:val="left"/>
+              <w:rPr/>
+            </w:pPr>
+            <w:r>
+              <w:rPr/>
               <w:t>Exact model TBD</w:t>
             </w:r>
           </w:p>
         </w:tc>
         <w:tc>
           <w:tcPr>
-            <w:tcW w:type="dxa" w:w="3277"/>
-          </w:tcPr>
-          <w:p>
-            <w:r>
+            <w:tcW w:w="3277" w:type="dxa"/>
+            <w:tcBorders/>
+          </w:tcPr>
+          <w:p>
+            <w:pPr>
+              <w:pStyle w:val="Normal"/>
+              <w:widowControl/>
+              <w:suppressAutoHyphens w:val="true"/>
+              <w:bidi w:val="0"/>
+              <w:spacing w:lineRule="auto" w:line="259" w:before="0" w:after="160"/>
+              <w:jc w:val="left"/>
+              <w:rPr/>
+            </w:pPr>
+            <w:r>
+              <w:rPr/>
               <w:t>Panel Voc/Isc, charge profile, current rating, thermal behavior, and protection must be verified</w:t>
             </w:r>
           </w:p>
@@ -4155,7 +4783,12 @@
       </w:tr>
     </w:tbl>
     <w:p>
-      <w:r>
+      <w:pPr>
+        <w:pStyle w:val="Normal"/>
+        <w:rPr/>
+      </w:pPr>
+      <w:r>
+        <w:rPr/>
         <w:t>These calculations are provisional sizing values, not validated endurance claims. Do not approve unattended deployment until the system passes a 24-hour load measurement, converter/brownout tests, and at least a 72-hour solar-endurance trial.</w:t>
       </w:r>
     </w:p>
@@ -4702,6 +5335,7 @@
               <w:rPr/>
             </w:pPr>
             <w:r>
+              <w:rPr/>
               <w:t>Provide simplified four-page browser dashboard.</w:t>
             </w:r>
           </w:p>
@@ -5163,42 +5797,87 @@
         </w:tc>
       </w:tr>
       <w:tr>
-        <w:tc>
-          <w:tcPr>
-            <w:tcW w:type="dxa" w:w="2256"/>
-          </w:tcPr>
-          <w:p>
-            <w:r>
+        <w:trPr/>
+        <w:tc>
+          <w:tcPr>
+            <w:tcW w:w="2256" w:type="dxa"/>
+            <w:tcBorders/>
+          </w:tcPr>
+          <w:p>
+            <w:pPr>
+              <w:pStyle w:val="Normal"/>
+              <w:widowControl/>
+              <w:suppressAutoHyphens w:val="true"/>
+              <w:bidi w:val="0"/>
+              <w:spacing w:lineRule="auto" w:line="259" w:before="0" w:after="160"/>
+              <w:jc w:val="left"/>
+              <w:rPr/>
+            </w:pPr>
+            <w:r>
+              <w:rPr/>
               <w:t>FR-08</w:t>
             </w:r>
           </w:p>
         </w:tc>
         <w:tc>
           <w:tcPr>
-            <w:tcW w:type="dxa" w:w="2256"/>
-          </w:tcPr>
-          <w:p>
-            <w:r>
+            <w:tcW w:w="2256" w:type="dxa"/>
+            <w:tcBorders/>
+          </w:tcPr>
+          <w:p>
+            <w:pPr>
+              <w:pStyle w:val="Normal"/>
+              <w:widowControl/>
+              <w:suppressAutoHyphens w:val="true"/>
+              <w:bidi w:val="0"/>
+              <w:spacing w:lineRule="auto" w:line="259" w:before="0" w:after="160"/>
+              <w:jc w:val="left"/>
+              <w:rPr/>
+            </w:pPr>
+            <w:r>
+              <w:rPr/>
               <w:t>Acquire sealed-probe water temperature with explicit validity and freshness states.</w:t>
             </w:r>
           </w:p>
         </w:tc>
         <w:tc>
           <w:tcPr>
-            <w:tcW w:type="dxa" w:w="2256"/>
-          </w:tcPr>
-          <w:p>
-            <w:r>
+            <w:tcW w:w="2256" w:type="dxa"/>
+            <w:tcBorders/>
+          </w:tcPr>
+          <w:p>
+            <w:pPr>
+              <w:pStyle w:val="Normal"/>
+              <w:widowControl/>
+              <w:suppressAutoHyphens w:val="true"/>
+              <w:bidi w:val="0"/>
+              <w:spacing w:lineRule="auto" w:line="259" w:before="0" w:after="160"/>
+              <w:jc w:val="left"/>
+              <w:rPr/>
+            </w:pPr>
+            <w:r>
+              <w:rPr/>
               <w:t>DS18B20 reference comparison, stale/disconnect tests, and correct dashboard labels.</w:t>
             </w:r>
           </w:p>
         </w:tc>
         <w:tc>
           <w:tcPr>
-            <w:tcW w:type="dxa" w:w="2255"/>
-          </w:tcPr>
-          <w:p>
-            <w:r>
+            <w:tcW w:w="2255" w:type="dxa"/>
+            <w:tcBorders/>
+          </w:tcPr>
+          <w:p>
+            <w:pPr>
+              <w:pStyle w:val="Normal"/>
+              <w:widowControl/>
+              <w:suppressAutoHyphens w:val="true"/>
+              <w:bidi w:val="0"/>
+              <w:spacing w:lineRule="auto" w:line="259" w:before="0" w:after="160"/>
+              <w:jc w:val="left"/>
+              <w:rPr/>
+            </w:pPr>
+            <w:r>
+              <w:rPr/>
               <w:t>Required</w:t>
             </w:r>
           </w:p>
@@ -5315,6 +5994,7 @@
         <w:rPr/>
       </w:pPr>
       <w:r>
+        <w:rPr/>
         <w:t>Sensors → ESP32 acquisition/validation → USB serial/UART → Orange Pi local processing/storage/API → local dashboard → user. The saved FALCON Assistant is currently disabled; if re-enabled, it may consume validated system state but shall never control or replace the core monitoring pipeline.</w:t>
       </w:r>
     </w:p>
@@ -5335,6 +6015,7 @@
         <w:rPr/>
       </w:pPr>
       <w:r>
+        <w:rPr/>
         <w:t>The following items remain intentionally unresolved and should not be treated as final until exact hardware, datasheets, fabrication constraints, and controlled tests are available: exact GPS model; exact wind-speed and wind-direction sensor models; tamper sensor type; enclosure switch and buzzer electrical ratings; pressure-sensor mounting depth; solar-panel rating; MPPT model; battery capacity; converter and fuse ratings; final PCB connectors and pinout; mooring line material/length/scope; and the independent wave-reference method.</w:t>
       </w:r>
     </w:p>

--- a/THESIS DOCUMENTATION/PROJECT FALCON-01 - V3 Documentation.docx
+++ b/THESIS DOCUMENTATION/PROJECT FALCON-01 - V3 Documentation.docx
@@ -2775,7 +2775,7 @@
         <w:rPr/>
       </w:pPr>
       <w:r>
-        <w:t>2. Buoy Motion: an optional 3D visualization whose water-surface amplitude, heave, and tilt are generated from pressure-based estimated wave height. GPS supplies heading context only; no IMU, roll, or pitch sensor input is used.</w:t>
+        <w:t>2. Buoy Motion: an optional 3D visualization whose water-surface amplitude, heave, and tilt are generated from pressure-based estimated wave height. GPS supplies heading context only; no IMU, roll, or pitch sensor input is used. Current Data uses the received estimate; Calm, Moderate, Rough, and Pressure Offline are clearly labeled local presentation presets that never modify stored or live telemetry.</w:t>
       </w:r>
     </w:p>
     <w:p>

--- a/THESIS DOCUMENTATION/PROJECT FALCON-01 - V3 Documentation.docx
+++ b/THESIS DOCUMENTATION/PROJECT FALCON-01 - V3 Documentation.docx
@@ -2775,7 +2775,7 @@
         <w:rPr/>
       </w:pPr>
       <w:r>
-        <w:t>2. Buoy Motion: an optional 3D visualization whose water-surface amplitude, heave, and tilt are generated from pressure-based estimated wave height. GPS supplies heading context only; no IMU, roll, or pitch sensor input is used. Current Data uses the received estimate; Calm, Moderate, Rough, and Pressure Offline are clearly labeled local presentation presets that never modify stored or live telemetry.</w:t>
+        <w:t>2. Buoy Motion: an optional 3D visualization whose water-surface amplitude, heave, and tilt are generated from pressure-based estimated wave height. GPS supplies heading context only; no IMU, roll, or pitch sensor input is used. Current Data uses the received estimate; Calm, Moderate, Rough, and Pressure Offline are clearly labeled local presentation presets that never modify stored or live telemetry. Current Data uses the received estimate; Calm, Moderate, Rough, and Pressure Offline are clearly labeled local presentation presets that never modify stored or live telemetry. Current Data uses the received estimate; Calm, Moderate, Rough, and Pressure Offline are clearly labeled local presentation presets that never modify stored or live telemetry.</w:t>
       </w:r>
     </w:p>
     <w:p>
@@ -3486,8 +3486,7 @@
         <w:rPr/>
       </w:pPr>
       <w:r>
-        <w:rPr/>
-        <w:t>This V3.3 implementation-aligned document supersedes conflicting V2 and earlier V3 descriptions. The repository master context is docs/PROJECT_CONTEXT.md v6.0. Older CAD, Wokwi, motion, IMU, forecast, and PCB records may remain for historical traceability but are not the current required Phase 1 baseline unless revised and explicitly approved. Sections 22–27 and Figures 1–6 are part of the current documentation baseline and must remain consistent with docs/PROJECT_CONTEXT.md and the implemented repository.</w:t>
+        <w:t>This V3.3 implementation-aligned document supersedes conflicting V2 and earlier V3 descriptions. The repository master context is docs/PROJECT_CONTEXT.md v6.1. Older CAD, Wokwi, motion, IMU, forecast, and PCB records may remain for historical traceability but are not the current required Phase 1 baseline unless revised and explicitly approved. Sections 22–27 and Figures 1–6 are part of the current documentation baseline and must remain consistent with docs/PROJECT_CONTEXT.md and the implemented repository. The physical and visual prototype is under redesign. Old CAD dimensions, component placement, solar arrangement, cooling geometry, and renders are historical references until adviser approval.</w:t>
       </w:r>
     </w:p>
     <w:p>

--- a/THESIS DOCUMENTATION/PROJECT FALCON-01 - V3 Documentation.docx
+++ b/THESIS DOCUMENTATION/PROJECT FALCON-01 - V3 Documentation.docx
@@ -156,7 +156,7 @@
         <ns0:rPr/>
       </ns0:pPr>
       <ns0:r>
-        <ns0:t>Project FALCON-01 is a low-cost, modular, solar-powered smart coastal observation buoy designed for near-real-time coastal monitoring. The revised architecture separates the low-power buoy sensing node from a shore-based Bay Station. The buoy contains only the ESP32 controller, approved sensors, LTE/cellular telemetry hardware, battery/solar power subsystem, and security electronics. It does not contain a mini PC. Validated telemetry is transmitted through an available cellular data network to a shore-based Bay Station, where a mini PC performs database storage, pressure-based wave processing, REST API services, dashboard hosting, alert management, and AI-based short-term wave-height prediction.</ns0:t>
+        <ns0:t>Project FALCON-01 is a low-cost, modular, solar-powered smart coastal observation buoy designed for near-real-time coastal monitoring. The revised architecture separates the low-power buoy sensing node from a shore-based Bay Station. The buoy contains only the ESP32 controller, pressure and wind sensors, supporting GPS/power/security telemetry, LTE/cellular hardware, and the battery/solar subsystem. It does not contain a mini PC. Validated telemetry is transmitted through an available cellular data network to a shore-based Bay Station, where a mini PC performs database storage, pressure-based wave processing, REST API services, dashboard hosting, alert management, and AI-based short-term wave-height prediction.</ns0:t>
       </ns0:r>
     </ns0:p>
     <ns0:p>
@@ -217,7 +217,7 @@
         <ns0:rPr/>
       </ns0:pPr>
       <ns0:r>
-        <ns0:t>Affordable microcontrollers, LTE/cellular telemetry modules, shore-based mini PCs, solar components, and open-source software make it possible to investigate a practical split architecture. FALCON uses an ESP32 as a low-power onboard acquisition controller while a shore-based Bay Station mini PC provides storage, processing, visualization, alerting, and AI-based short-term wave-height prediction. This arrangement reduces the energy burden on the buoy and allows compute performance, storage, and AI capability to be upgraded without redesigning the marine sensing node. Its purpose is educational and research-oriented monitoring, not replacement of professional oceanographic instruments or official agencies.</ns0:t>
+        <ns0:t>Affordable microcontrollers, LTE/LoRa telemetry with Bay Station Internet backhaul modules, shore-based mini PCs, solar components, and open-source software make it possible to investigate a practical split architecture. FALCON uses an ESP32 as a low-power onboard acquisition controller while a shore-based Bay Station mini PC provides storage, processing, visualization, alerting, and AI-based short-term wave-height prediction. This arrangement reduces the energy burden on the buoy and allows compute performance, storage, and AI capability to be upgraded without redesigning the marine sensing node. Its purpose is educational and research-oriented monitoring, not replacement of professional oceanographic instruments or official agencies.</ns0:t>
       </ns0:r>
     </ns0:p>
     <ns0:p>
@@ -253,7 +253,7 @@
       </ns0:pPr>
       <ns0:r>
         <ns0:rPr/>
-        <ns0:t>Many low-cost monitoring prototypes demonstrate sensors and dashboards but do not provide a complete serviceable platform that combines traceable pressure-based wave estimation, local environmental data, power autonomy, local data retention, and basic anti-theft/tamper awareness. The study asks whether these functions can be integrated and evaluated within an affordable undergraduate prototype while clearly distinguishing measured, estimated, simulated, stale, and uncalibrated data.</ns0:t>
+        <ns0:t>Many low-cost monitoring prototypes demonstrate sensors and dashboards but do not provide a complete serviceable platform that combines traceable pressure-based wave estimation, wind monitoring, power autonomy, local data retention, and basic anti-theft/tamper awareness. The study asks whether these functions can be integrated and evaluated within an affordable undergraduate prototype while clearly distinguishing measured, estimated, simulated, stale, and uncalibrated data.</ns0:t>
       </ns0:r>
     </ns0:p>
     <ns0:p>
@@ -345,7 +345,7 @@
         <ns0:rPr/>
       </ns0:pPr>
       <ns0:r>
-        <ns0:t>Existing low-cost IoT studies frequently emphasize acquisition and display, while professional platforms emphasize calibrated accuracy at substantially greater cost. A practical gap remains for an open, modular educational architecture that combines a low-power marine sensing node, pressure-based wave estimation, solar autonomy, LTE/cellular telemetry, shore-based processing, local institutional data retention, serviceability, basic security monitoring, and evaluated short-term AI wave-height prediction for controlled Philippine coastal trials.</ns0:t>
+        <ns0:t>Existing low-cost IoT studies frequently emphasize acquisition and display, while professional platforms emphasize calibrated accuracy at substantially greater cost. A practical gap remains for an open, modular educational architecture that combines a low-power marine sensing node, pressure-based wave estimation, solar autonomy, LTE/LoRa telemetry with Bay Station Internet backhaul, shore-based processing, local institutional data retention, serviceability, basic security monitoring, and evaluated short-term AI wave-height prediction for controlled Philippine coastal trials.</ns0:t>
       </ns0:r>
     </ns0:p>
     <ns0:p>
@@ -357,7 +357,7 @@
         <ns0:rPr/>
       </ns0:pPr>
       <ns0:r>
-        <ns0:t>FALCON does not claim to invent pressure sensing, GPS geofencing, cellular telemetry, or wave science. Its proposed novelty is the transparent integration and evaluation of these established technologies in a split buoy-to-Bay-Station architecture. The buoy focuses on sensing, local security, temporary buffering, and reliable telemetry, while the Bay Station mini PC performs storage, calibrated wave processing, visualization, alerting, and short-term AI wave-height prediction. The study will report calibration state, prediction error, network availability, limitations, and actual test evidence rather than presenting planned hardware or simulator output as completed field performance.</ns0:t>
+        <ns0:t>FALCON does not claim to invent pressure sensing, GPS geofencing, LoRa telemetry with Bay Station Internet backhaul, or wave science. Its proposed novelty is the transparent integration and evaluation of these established technologies in a split buoy-to-Bay-Station architecture. The buoy focuses on sensing, local security, temporary buffering, and reliable telemetry, while the Bay Station mini PC performs storage, calibrated wave processing, visualization, alerting, and short-term AI wave-height prediction. The study will report calibration state, prediction error, network availability, limitations, and actual test evidence rather than presenting planned hardware or simulator output as completed field performance.</ns0:t>
       </ns0:r>
     </ns0:p>
     <ns0:p>
@@ -391,7 +391,7 @@
         <ns0:rPr/>
       </ns0:pPr>
       <ns0:r>
-        <ns0:t>To design, develop, and evaluate a low-cost solar-powered smart coastal observation buoy that provides real-time coastal monitoring, pressure-based estimated wave height, and shore-based AI short-term wave-height prediction through an ESP32 sensing node, LTE/cellular telemetry link, Bay Station mini PC, and responsive web dashboard.</ns0:t>
+        <ns0:t>To design, develop, and evaluate a low-cost solar-powered smart coastal observation buoy that provides real-time coastal monitoring, pressure-based estimated wave height, and shore-based AI short-term wave-height prediction through an ESP32 sensing node, LTE/LoRa telemetry with Bay Station Internet backhaul link, Bay Station mini PC, and responsive web dashboard.</ns0:t>
       </ns0:r>
     </ns0:p>
     <ns0:p>
@@ -414,7 +414,7 @@
       </ns0:pPr>
       <ns0:r>
         <ns0:rPr/>
-        <ns0:t>1. Integrate pressure, GPS, wind, environmental, power, system-health, and security channels using documented interfaces and calibration states.</ns0:t>
+        <ns0:t>1. Integrate pressure and wind channels using documented interfaces and calibration states, with GPS, power, timestamp, and security values retained as supporting telemetry.</ns0:t>
       </ns0:r>
     </ns0:p>
     <ns0:p>
@@ -449,7 +449,7 @@
         <ns0:rPr/>
       </ns0:pPr>
       <ns0:r>
-        <ns0:t>4. Implement LTE/cellular telemetry from the buoy to a shore-based Bay Station mini PC, with validated ingestion, SQLite storage, REST API, logs, alerts, temporary outage buffering, and automatic recovery when connectivity returns.</ns0:t>
+        <ns0:t>4. Implement LTE/LoRa telemetry with Bay Station Internet backhaul from the buoy to a shore-based Bay Station mini PC, with validated ingestion, SQLite storage, REST API, logs, alerts, temporary outage buffering, and automatic recovery when connectivity returns.</ns0:t>
       </ns0:r>
     </ns0:p>
     <ns0:p>
@@ -495,7 +495,7 @@
         <ns0:rPr/>
       </ns0:pPr>
       <ns0:r>
-        <ns0:t>Phase 1 covers a single near-shore prototype, passive single-anchor mooring, ESP32-based onboard acquisition, LTE/cellular data telemetry, pressure-based estimated wave height, core/supporting environmental readings, onboard power monitoring, basic security, short-term outage buffering, and a shore-based Bay Station mini PC that hosts processing, storage, API services, the browser dashboard, alerts, and AI short-term wave-height prediction. The buoy itself contains no mini PC. The exact final mini PC and cellular modem are subject to component approval.</ns0:t>
+        <ns0:t>Phase 1 covers a single near-shore prototype, passive single-anchor mooring, ESP32-based acquisition, LoRa primary buoy telemetry to the barangay-hall Bay Station with SIM/4G/5G Internet backhaul, pressure-based estimated wave height, wind speed/direction, supporting telemetry, basic security, short-term outage buffering, and a shore-based Bay Station mini PC that hosts processing, storage, API services, the browser dashboard, alerts, and AI short-term wave-height prediction. The buoy itself contains no mini PC. The exact final mini PC, LTE modem, optional LoRa radio/gateway, and communication interfaces are subject to component approval.</ns0:t>
       </ns0:r>
     </ns0:p>
     <ns0:p>
@@ -507,7 +507,7 @@
         <ns0:rPr/>
       </ns0:pPr>
       <ns0:r>
-        <ns0:t>The study does not provide official weather, storm, typhoon, tsunami, navigation, or emergency warnings. It does not claim laboratory-grade water-quality analysis, professional oceanographic accuracy, autonomous navigation, guaranteed uninterrupted Internet service, satellite communication through an unsupported modem, camera AI, or multi-buoy operation. Cellular provider selection depends on deployment-site coverage. Satellite-to-mobile connectivity may be considered only as a fallback where service and device/modem compatibility are verified. AI is limited to short-term wave-height prediction and shall not be presented as storm, typhoon, tsunami, or emergency prediction.</ns0:t>
+        <ns0:t>The study does not provide official weather, storm, typhoon, tsunami, navigation, or emergency warnings. It does not claim laboratory-grade water-quality analysis, professional oceanographic accuracy, autonomous navigation, guaranteed uninterrupted Internet service, satellite communication through an unsupported modem, camera AI, or multi-buoy operation. Cellular provider selection and optional LoRa gateway placement depend on deployment-site coverage, radio range, and line-of-sight testing. Satellite-to-mobile connectivity may be considered only as a fallback where service and device/modem compatibility are verified. AI is limited to short-term wave-height prediction and shall not be presented as storm, typhoon, tsunami, or emergency prediction.</ns0:t>
       </ns0:r>
     </ns0:p>
     <ns0:p>
@@ -611,7 +611,7 @@
         <ns0:rPr/>
       </ns0:pPr>
       <ns0:r>
-        <ns0:t>Figure 1. Revised Project FALCON-01 buoy-to-Bay-Station system architecture and cellular telemetry flow.</ns0:t>
+        <ns0:t>Figure 1. Revised Project FALCON-01 buoy-to-Bay-Station system architecture and LoRa telemetry with Bay Station Internet backhaul flow.</ns0:t>
       </ns0:r>
     </ns0:p>
     <ns0:tbl>
@@ -1197,7 +1197,7 @@
             </ns0:pPr>
             <ns0:r>
               <ns0:rPr/>
-              <ns0:t>Sealed DS18B20</ns0:t>
+              <ns0:t>Supporting GPS/power/security telemetry</ns0:t>
             </ns0:r>
           </ns0:p>
         </ns0:tc>
@@ -1217,7 +1217,7 @@
             </ns0:pPr>
             <ns0:r>
               <ns0:rPr/>
-              <ns0:t>Water temperature; reference comparison required</ns0:t>
+              <ns0:t>Position, operational state, and power context; not a primary measurement</ns0:t>
             </ns0:r>
           </ns0:p>
         </ns0:tc>
@@ -1468,17 +1468,17 @@
       </ns0:pPr>
       <ns0:r>
         <ns0:rPr/>
-        <ns0:t>7.1 Water Temperature Monitoring</ns0:t>
-      </ns0:r>
-    </ns0:p>
-    <ns0:p>
-      <ns0:pPr>
-        <ns0:pStyle ns0:val="Normal"/>
-        <ns0:rPr/>
-      </ns0:pPr>
-      <ns0:r>
-        <ns0:rPr/>
-        <ns0:t>FALCON includes a sealed DS18B20 supporting sensor that reports water temperature in degrees Celsius. This channel provides environmental context and does not constitute laboratory-grade water-quality analysis.</ns0:t>
+        <ns0:t>7.1 Primary Wave and Wind Measurement</ns0:t>
+      </ns0:r>
+    </ns0:p>
+    <ns0:p>
+      <ns0:pPr>
+        <ns0:pStyle ns0:val="Normal"/>
+        <ns0:rPr/>
+      </ns0:pPr>
+      <ns0:r>
+        <ns0:rPr/>
+        <ns0:t>FALCON's required measurement scope is limited to pressure-derived wave estimation and wind speed/direction. Water temperature and other environmental channels are excluded from Phase 1.</ns0:t>
       </ns0:r>
     </ns0:p>
     <ns0:tbl>
@@ -1585,7 +1585,7 @@
             </ns0:pPr>
             <ns0:r>
               <ns0:rPr/>
-              <ns0:t>Sealed DS18B20</ns0:t>
+              <ns0:t>Supporting GPS/power/security telemetry</ns0:t>
             </ns0:r>
           </ns0:p>
         </ns0:tc>
@@ -1606,7 +1606,7 @@
             </ns0:pPr>
             <ns0:r>
               <ns0:rPr/>
-              <ns0:t>Water temperature (°C), timestamp, validity, and freshness</ns0:t>
+              <ns0:t>Wind speed/direction timestamp, validity, and freshness</ns0:t>
             </ns0:r>
           </ns0:p>
         </ns0:tc>
@@ -1640,7 +1640,7 @@
       </ns0:pPr>
       <ns0:r>
         <ns0:rPr/>
-        <ns0:t>The dashboard displays this channel under Water. Exact model identification, sampling, freshness, validity, and reference-comparison status remain available in expanded technical details.</ns0:t>
+        <ns0:t>The dashboard displays wave/pressure and wind channels as the primary measurements. Supporting telemetry remains available in expanded technical details.</ns0:t>
       </ns0:r>
     </ns0:p>
     <ns0:p>
@@ -2359,7 +2359,7 @@
         <ns0:rPr/>
       </ns0:pPr>
       <ns0:r>
-        <ns0:t>The ESP32 publishes versioned telemetry to the selected LTE/cellular modem/interface for transmission over an available mobile data network to the shore-based Bay Station. The exact modem protocol and network provider remain subject to component and site-coverage selection. The Bay Station mini PC receives and validates telemetry, stores original payloads and derived records in SQLite, calculates pressure-based wave estimates and current system state, persists alerts/events, serves the dashboard through a REST API, and runs the short-term wave-height prediction model. If the cellular link is unavailable, the buoy continues sensing and security functions and retains a short-term telemetry buffer for retransmission after reconnection. Satellite-to-mobile service is a fallback concept only where the selected modem/device and service are confirmed compatible.</ns0:t>
+        <ns0:t>The ESP32 publishes versioned telemetry to the selected LTE/cellular modem/interface for transmission over an available mobile data network to the shore-based Bay Station. The exact LoRa module/gateway, SIM/4G/5G Bay Station modem/provider, cloud endpoint, protocols, and site-coverage selection remain subject to approval. The Bay Station mini PC receives and validates telemetry, stores original payloads and derived records in SQLite, calculates pressure-based wave estimates and current system state, persists alerts/events, serves the dashboard through a REST API, and runs the short-term wave-height prediction model. The ESP32 transmits over LoRa to the verified barangay-hall gateway; if the LoRa path is unavailable, it continues sensing/security and buffers telemetry for retransmission after reconnection. Satellite-to-mobile service is a fallback concept only where the selected modem/device and service are confirmed compatible.</ns0:t>
       </ns0:r>
     </ns0:p>
     <ns0:p>
@@ -2589,7 +2589,7 @@
         <ns0:rPr/>
       </ns0:pPr>
       <ns0:r>
-        <ns0:t>1. Overview: one large estimated-wave chart with a clearly labeled AI comparison line, a separate short-term prediction card, and one Station Status summary for wind, pressure, GPS security, battery, solar, and water/enclosure temperature.</ns0:t>
+        <ns0:t>1. Overview: one large estimated-wave chart with a clearly labeled AI comparison line, a separate short-term prediction card, and one Station Status summary for wind, pressure, supporting GPS/security, and power telemetry.</ns0:t>
       </ns0:r>
     </ns0:p>
     <ns0:p>
@@ -2612,7 +2612,7 @@
       </ns0:pPr>
       <ns0:r>
         <ns0:rPr/>
-        <ns0:t>3. Sensors: six grouped user-facing cards—Wave &amp; Pressure, GPS &amp; Security, Wind, Water, Power, and System. Technical details such as exact sensor model, sampling rate, calibration state, signal quality, and update age remain available through expandable details.</ns0:t>
+        <ns0:t>3. Sensors: three grouped user-facing cards—Wave &amp; Pressure, Wind, and Supporting Telemetry. Technical details such as exact sensor model, sampling rate, calibration state, signal quality, and update age remain available through expandable details.</ns0:t>
       </ns0:r>
     </ns0:p>
     <ns0:p>
@@ -3133,7 +3133,7 @@
         <ns0:rPr/>
       </ns0:pPr>
       <ns0:r>
-        <ns0:t>The expected output is a documented, serviceable research prototype consisting of a low-power solar buoy sensing node and a shore-based Bay Station. The buoy provides traceable coastal readings, pressure-based estimated wave height inputs, GPS/security awareness, and cellular telemetry; the Bay Station provides persistent records, processing, alerts, and a usable dashboard. Potential Bay Station hosts include educational institutions, LGUs/DRRM offices, DOST facilities, and partner research organizations. Operational adoption requires further validation and coordination with competent authorities.</ns0:t>
+        <ns0:t>The expected output is a documented, serviceable research prototype consisting of a low-power solar buoy sensing node and a shore-based Bay Station. The buoy provides pressure-derived wave estimates, wind observations, supporting GPS/security telemetry, and LoRa telemetry with Bay Station Internet backhaul; the Bay Station provides persistent records, processing, alerts, and a usable dashboard. Potential Bay Station hosts include educational institutions, LGUs/DRRM offices, DOST facilities, and partner research organizations. Operational adoption requires further validation and coordination with competent authorities.</ns0:t>
       </ns0:r>
     </ns0:p>
     <ns0:p>
@@ -3179,7 +3179,7 @@
         <ns0:rPr/>
       </ns0:pPr>
       <ns0:r>
-        <ns0:t>3. Bench-integrate Bar02, GPS, wind, DS18B20, power/security channels, ESP32, and the selected cellular modem.</ns0:t>
+        <ns0:t>3. Bench-integrate Bar02 and wind channels, then verify the supporting GPS, power, security, ESP32, and LoRa telemetry with Bay Station Internet backhaul interfaces.</ns0:t>
       </ns0:r>
     </ns0:p>
     <ns0:p>
@@ -3191,7 +3191,7 @@
       </ns0:pPr>
       <ns0:r>
         <ns0:rPr/>
-        <ns0:t>4. Complete pressure/environment/security calibration and controlled reference tests.</ns0:t>
+        <ns0:t>4. Complete pressure/wind calibration and controlled reference tests, with supporting security checks.</ns0:t>
       </ns0:r>
     </ns0:p>
     <ns0:p>
@@ -3337,7 +3337,7 @@
       </ns0:pPr>
       <ns0:r>
         <ns0:rPr/>
-        <ns0:t>The Sensors page does not display one card per physical device. Individual devices are grouped into six user-facing categories: (1) Wave &amp; Pressure, (2) GPS &amp; Security, (3) Wind, (4) Water, (5) Power, and (6) System. Expanded details preserve the underlying engineering information such as exact sensor model, sample rate, signal quality, calibration state, source, and update age.</ns0:t>
+        <ns0:t>The Sensors page does not display one card per physical device. Individual devices are grouped into three user-facing categories: (1) Wave &amp; Pressure, (2) Wind, and (3) Supporting Telemetry. Expanded details preserve the underlying engineering information such as exact sensor model, sample rate, signal quality, calibration state, source, and update age.</ns0:t>
       </ns0:r>
     </ns0:p>
     <ns0:p>
@@ -3727,7 +3727,7 @@
           </ns0:tcPr>
           <ns0:p>
             <ns0:r>
-              <ns0:t>Pressure, GPS, wind, water, power, and security sensors</ns0:t>
+              <ns0:t>Pressure and wind sensors, with supporting GPS, power, and security telemetry</ns0:t>
             </ns0:r>
           </ns0:p>
         </ns0:tc>
@@ -4022,7 +4022,7 @@
         <ns0:rPr/>
       </ns0:pPr>
       <ns0:r>
-        <ns0:t>Preliminary daily harvest uses panel rating × 4 peak-sun-hours × 70% net system efficiency. The 70% factor provisionally covers MPPT, wiring, conversion, temperature, orientation, and contamination losses; actual deployment conditions must be logged. Since the compute-intensive mini PC is shore based, the buoy solar system is sized only for sensing, LTE/cellular telemetry, security, and power conversion. No panel reduction shall be finalized until transmission peaks and 24-hour energy use are measured.</ns0:t>
+        <ns0:t>Preliminary daily harvest uses panel rating × 4 peak-sun-hours × 70% net system efficiency. The 70% factor provisionally covers MPPT, wiring, conversion, temperature, orientation, and contamination losses; actual deployment conditions must be logged. Since the compute-intensive mini PC is shore based, the buoy solar system is sized only for sensing, LTE/LoRa telemetry with Bay Station Internet backhaul, security, and power conversion. No panel reduction shall be finalized until transmission peaks and 24-hour energy use are measured.</ns0:t>
       </ns0:r>
     </ns0:p>
     <ns0:tbl>
@@ -4177,7 +4177,7 @@
           </ns0:tcPr>
           <ns0:p>
             <ns0:r>
-              <ns0:t>Stronger prototype starting point pending measured cellular telemetry load and site conditions</ns0:t>
+              <ns0:t>Stronger prototype starting point pending measured LoRa telemetry with Bay Station Internet backhaul load and site conditions</ns0:t>
             </ns0:r>
           </ns0:p>
         </ns0:tc>
@@ -5203,7 +5203,7 @@
             </ns0:pPr>
             <ns0:r>
               <ns0:rPr/>
-              <ns0:t>Acquire sealed-probe water temperature with explicit validity and freshness states.</ns0:t>
+              <ns0:t>Acquire pressure and wind measurements with explicit validity, calibration, and freshness states.</ns0:t>
             </ns0:r>
           </ns0:p>
         </ns0:tc>
@@ -5224,7 +5224,7 @@
             </ns0:pPr>
             <ns0:r>
               <ns0:rPr/>
-              <ns0:t>DS18B20 reference comparison, stale/disconnect tests, and correct dashboard labels.</ns0:t>
+              <ns0:t>Pressure-reference and wind-instrument comparison, stale/disconnect tests, and correct dashboard labels.</ns0:t>
             </ns0:r>
           </ns0:p>
         </ns0:tc>

--- a/THESIS DOCUMENTATION/PROJECT FALCON-01 - V3 Documentation.docx
+++ b/THESIS DOCUMENTATION/PROJECT FALCON-01 - V3 Documentation.docx
@@ -2,6 +2,51 @@
 <file path=word/document.xml><?xml version="1.0" encoding="utf-8"?>
 <w:document xmlns:wpc="http://schemas.microsoft.com/office/word/2010/wordprocessingCanvas" xmlns:mo="http://schemas.microsoft.com/office/mac/office/2008/main" xmlns:mc="http://schemas.openxmlformats.org/markup-compatibility/2006" xmlns:mv="urn:schemas-microsoft-com:mac:vml" xmlns:o="urn:schemas-microsoft-com:office:office" xmlns:r="http://schemas.openxmlformats.org/officeDocument/2006/relationships" xmlns:m="http://schemas.openxmlformats.org/officeDocument/2006/math" xmlns:v="urn:schemas-microsoft-com:vml" xmlns:wp14="http://schemas.microsoft.com/office/word/2010/wordprocessingDrawing" xmlns:wp="http://schemas.openxmlformats.org/drawingml/2006/wordprocessingDrawing" xmlns:w10="urn:schemas-microsoft-com:office:word" xmlns:w="http://schemas.openxmlformats.org/wordprocessingml/2006/main" xmlns:w14="http://schemas.microsoft.com/office/word/2010/wordml" xmlns:wpg="http://schemas.microsoft.com/office/word/2010/wordprocessingGroup" xmlns:wpi="http://schemas.microsoft.com/office/word/2010/wordprocessingInk" xmlns:wne="http://schemas.microsoft.com/office/word/2006/wordml" xmlns:wps="http://schemas.microsoft.com/office/word/2010/wordprocessingShape" mc:Ignorable="w14 wp14">
   <w:body>
+    <w:p>
+      <w:pPr>
+        <w:spacing w:after="60"/>
+        <w:jc w:val="center"/>
+        <w:shd w:fill="0F766E"/>
+      </w:pPr>
+      <w:r>
+        <w:rPr>
+          <w:b/>
+          <w:color w:val="FFFFFF"/>
+          <w:sz w:val="20"/>
+        </w:rPr>
+        <w:t>PROJECT FALCON DOCUMENT-CONTROL UPDATE — 10 SEPTEMBER 2026</w:t>
+      </w:r>
+    </w:p>
+    <w:p>
+      <w:pPr>
+        <w:spacing w:after="60"/>
+        <w:jc w:val="center"/>
+        <w:shd w:fill="FEF3C7"/>
+      </w:pPr>
+      <w:r>
+        <w:rPr>
+          <w:b/>
+          <w:color w:val="B45309"/>
+          <w:sz w:val="18"/>
+        </w:rPr>
+        <w:t>STATUS OF THIS COPY: CURRENT CANONICAL THESIS — Version 4.1, generated from the Project FALCON v8.2 baseline.</w:t>
+      </w:r>
+    </w:p>
+    <w:p>
+      <w:pPr>
+        <w:spacing w:after="60"/>
+        <w:jc w:val="center"/>
+        <w:shd w:fill="F3F4F6"/>
+      </w:pPr>
+      <w:r>
+        <w:rPr>
+          <w:b w:val="0"/>
+          <w:color w:val="374151"/>
+          <w:sz w:val="16"/>
+        </w:rPr>
+        <w:t>Current pressure-sensor baseline: Holykell HPT604 Type A, provisionally 0–2 mH2O vented gauge with 4–20 mA output, is the recommended long-duration deployment candidate. The exact order code, continuous-saltwater suitability, wetted materials, seal, cable and calibration must be confirmed before purchase. The protected 12 V loop requires a 150 ohm 0.1% shunt, input protection/filtering and a 3.3 V ADS1115 receiver. Bar02 is bench-only; its old I2C PCB and wiring are not fabrication-ready. No hardware is represented as purchased or field-validated.</w:t>
+      </w:r>
+    </w:p>
     <w:p>
       <w:pPr>
         <w:jc w:val="center"/>
@@ -76,7 +121,7 @@
         <w:rPr>
           <w:i w:val="0"/>
         </w:rPr>
-        <w:t>Expanded Canonical Thesis Documentation — Version 4.0</w:t>
+        <w:t>Expanded Canonical Thesis Documentation — Version 4.1</w:t>
       </w:r>
     </w:p>
     <w:p>
@@ -347,6 +392,55 @@
               <w:rPr>
                 <w:sz w:val="17"/>
               </w:rPr>
+              <w:t>Pressure candidate</w:t>
+            </w:r>
+          </w:p>
+        </w:tc>
+        <w:tc>
+          <w:tcPr>
+            <w:tcW w:type="dxa" w:w="4677"/>
+            <w:vAlign w:val="center"/>
+            <w:tcMar>
+              <w:top w:w="100" w:type="dxa"/>
+              <w:start w:w="100" w:type="dxa"/>
+              <w:bottom w:w="100" w:type="dxa"/>
+              <w:end w:w="100" w:type="dxa"/>
+            </w:tcMar>
+            <w:shd w:fill="F4F7F9"/>
+          </w:tcPr>
+          <w:p>
+            <w:pPr>
+              <w:spacing w:after="40"/>
+            </w:pPr>
+            <w:r>
+              <w:rPr>
+                <w:sz w:val="17"/>
+              </w:rPr>
+              <w:t>Holykell HPT604 Type A, provisional 0–2 mH2O vented gauge, 4–20 mA; procurement and validation pending</w:t>
+            </w:r>
+          </w:p>
+        </w:tc>
+      </w:tr>
+      <w:tr>
+        <w:tc>
+          <w:tcPr>
+            <w:tcW w:type="dxa" w:w="4677"/>
+            <w:vAlign w:val="center"/>
+            <w:tcMar>
+              <w:top w:w="100" w:type="dxa"/>
+              <w:start w:w="100" w:type="dxa"/>
+              <w:bottom w:w="100" w:type="dxa"/>
+              <w:end w:w="100" w:type="dxa"/>
+            </w:tcMar>
+          </w:tcPr>
+          <w:p>
+            <w:pPr>
+              <w:spacing w:after="40"/>
+            </w:pPr>
+            <w:r>
+              <w:rPr>
+                <w:sz w:val="17"/>
+              </w:rPr>
               <w:t>Supporting telemetry</w:t>
             </w:r>
           </w:p>
@@ -361,7 +455,6 @@
               <w:bottom w:w="100" w:type="dxa"/>
               <w:end w:w="100" w:type="dxa"/>
             </w:tcMar>
-            <w:shd w:fill="F4F7F9"/>
           </w:tcPr>
           <w:p>
             <w:pPr>
@@ -387,6 +480,7 @@
               <w:bottom w:w="100" w:type="dxa"/>
               <w:end w:w="100" w:type="dxa"/>
             </w:tcMar>
+            <w:shd w:fill="F4F7F9"/>
           </w:tcPr>
           <w:p>
             <w:pPr>
@@ -410,6 +504,7 @@
               <w:bottom w:w="100" w:type="dxa"/>
               <w:end w:w="100" w:type="dxa"/>
             </w:tcMar>
+            <w:shd w:fill="F4F7F9"/>
           </w:tcPr>
           <w:p>
             <w:pPr>
@@ -435,7 +530,6 @@
               <w:bottom w:w="100" w:type="dxa"/>
               <w:end w:w="100" w:type="dxa"/>
             </w:tcMar>
-            <w:shd w:fill="F4F7F9"/>
           </w:tcPr>
           <w:p>
             <w:pPr>
@@ -459,7 +553,6 @@
               <w:bottom w:w="100" w:type="dxa"/>
               <w:end w:w="100" w:type="dxa"/>
             </w:tcMar>
-            <w:shd w:fill="F4F7F9"/>
           </w:tcPr>
           <w:p>
             <w:pPr>
@@ -485,6 +578,7 @@
               <w:bottom w:w="100" w:type="dxa"/>
               <w:end w:w="100" w:type="dxa"/>
             </w:tcMar>
+            <w:shd w:fill="F4F7F9"/>
           </w:tcPr>
           <w:p>
             <w:pPr>
@@ -508,6 +602,7 @@
               <w:bottom w:w="100" w:type="dxa"/>
               <w:end w:w="100" w:type="dxa"/>
             </w:tcMar>
+            <w:shd w:fill="F4F7F9"/>
           </w:tcPr>
           <w:p>
             <w:pPr>
@@ -1486,7 +1581,7 @@
         <w:rPr>
           <w:i w:val="0"/>
         </w:rPr>
-        <w:t>Phase 1 covers one controlled near-shore prototype, passive single-anchor mooring, an ESP32 buoy node, pressure-derived wave estimation, wind speed/direction, supporting GPS/power/security telemetry, LoRa transport to one shore Bay Station, local storage, one dashboard, alerts, and one short-term prediction target. The exact site, LoRa radio/gateway, final pressure sensor for continuous deployment, Bay Station computer, cellular provider, antenna, and cloud endpoint remain approval gates.</w:t>
+        <w:t>Phase 1 covers one controlled near-shore prototype, passive single-anchor mooring, an ESP32 buoy node, pressure-derived wave estimation, wind speed/direction, supporting GPS/power/security telemetry, LoRa transport to one shore Bay Station, local storage, one dashboard, alerts, and one short-term prediction target. The recommended pressure candidate is a Holykell HPT604 Type A with provisional 0–2 mH2O vented-gauge range and 4–20 mA output. Its exact order code and continuous-seawater suitability remain approval gates together with the site, LoRa radio/gateway, Bay Station computer, cellular provider, antenna, and cloud endpoint.</w:t>
       </w:r>
     </w:p>
     <w:p>
@@ -2749,7 +2844,7 @@
               <w:rPr>
                 <w:sz w:val="17"/>
               </w:rPr>
-              <w:t>Bar02 R2 for supervised prototype; continuous-deployment replacement decision pending</w:t>
+              <w:t>HPT604 Type A 0–2 mH2O, 4–20 mA deployment candidate; Bar02 bench-only</w:t>
             </w:r>
           </w:p>
         </w:tc>
@@ -2772,7 +2867,7 @@
               <w:rPr>
                 <w:sz w:val="17"/>
               </w:rPr>
-              <w:t>Depth comparison, baseline, sampling, waterproof installation, immersion/service limitation</w:t>
+              <w:t>Supplier seawater confirmation, exact order code, loop interface, depth comparison, baseline, dynamic response, vent, drift, fouling and endurance</w:t>
             </w:r>
           </w:p>
         </w:tc>
@@ -3222,7 +3317,7 @@
         <w:rPr>
           <w:i w:val="0"/>
         </w:rPr>
-        <w:t>Important pressure-sensor gate. The Bar sensor guide requires the sensing face to contact water while electronics remain dry, warns against long I²C wiring, and requires care appropriate to its gel sensing element. The final thesis must distinguish supervised short trials from unattended continuous deployment and must not represent Bar02 as a proven permanent installation before the service method or a continuously submersible alternative is approved.</w:t>
+        <w:t>Important pressure-sensor gate. The HPT604 candidate uses a protected 12 V 4–20 mA loop, a 150 ohm precision shunt, input protection/filtering, and a 3.3 V ADS1115 receiver. The theoretical loop load is 0.048–0.240 W at 12 V before conversion loss. Its vent tube must terminate in a dry breathable supplier-approved desiccant/breather arrangement. Written confirmation of continuous saltwater compatibility, exact wetted materials, seals, cable and order code is required before purchase. The current Bar02 I2C PCB/connector is incompatible and remains bench-only because the manufacturer requires daily drying and limits continuous immersion.</w:t>
       </w:r>
     </w:p>
     <w:p>
@@ -5103,7 +5198,7 @@
         <w:ind w:left="454" w:firstLine="0"/>
       </w:pPr>
       <w:r>
-        <w:t>Final continuously deployable pressure sensor and physical calibration coefficients.</w:t>
+        <w:t>Procurement, revised 4–20 mA interface, continuous-saltwater confirmation, and physical calibration coefficients for the HPT604 candidate.</w:t>
       </w:r>
     </w:p>
     <w:p>
@@ -5236,7 +5331,7 @@
               <w:rPr>
                 <w:sz w:val="17"/>
               </w:rPr>
-              <w:t>Bar02 continuous-immersion limitation</w:t>
+              <w:t>HPT604 exact seawater configuration unconfirmed</w:t>
             </w:r>
           </w:p>
         </w:tc>
@@ -5282,7 +5377,7 @@
               <w:rPr>
                 <w:sz w:val="17"/>
               </w:rPr>
-              <w:t>Restrict to supervised trials or approve a continuously submersible replacement.</w:t>
+              <w:t>Obtain written supplier confirmation; validate vent, materials, cable, drift, fouling and staged endurance before unattended use.</w:t>
             </w:r>
           </w:p>
         </w:tc>
@@ -5308,7 +5403,7 @@
               <w:rPr>
                 <w:sz w:val="17"/>
               </w:rPr>
-              <w:t>Undefined LoRa path</w:t>
+              <w:t>Existing PCB targets Bar02 I2C</w:t>
             </w:r>
           </w:p>
         </w:tc>
@@ -5356,7 +5451,7 @@
               <w:rPr>
                 <w:sz w:val="17"/>
               </w:rPr>
-              <w:t>Freeze legal band/hardware and complete a site coverage survey before PCB/deployment release.</w:t>
+              <w:t>Do not fabricate; redesign and bench-test the protected 4–20 mA receiver and keyed connector.</w:t>
             </w:r>
           </w:p>
         </w:tc>
@@ -5381,7 +5476,7 @@
               <w:rPr>
                 <w:sz w:val="17"/>
               </w:rPr>
-              <w:t>Insufficient calibrated AI data</w:t>
+              <w:t>Undefined LoRa path</w:t>
             </w:r>
           </w:p>
         </w:tc>
@@ -5427,7 +5522,7 @@
               <w:rPr>
                 <w:sz w:val="17"/>
               </w:rPr>
-              <w:t>Use transparent baseline; collect data; avoid accuracy claims until held-out evaluation.</w:t>
+              <w:t>Freeze legal band/hardware and complete a site coverage survey before PCB/deployment release.</w:t>
             </w:r>
           </w:p>
         </w:tc>
@@ -5453,7 +5548,7 @@
               <w:rPr>
                 <w:sz w:val="17"/>
               </w:rPr>
-              <w:t>Power assumptions differ from measured load</w:t>
+              <w:t>Insufficient calibrated AI data</w:t>
             </w:r>
           </w:p>
         </w:tc>
@@ -5501,7 +5596,7 @@
               <w:rPr>
                 <w:sz w:val="17"/>
               </w:rPr>
-              <w:t>Log all operating modes and redesign capacity from measured Wh/day.</w:t>
+              <w:t>Use transparent baseline; collect data; avoid accuracy claims until held-out evaluation.</w:t>
             </w:r>
           </w:p>
         </w:tc>
@@ -5526,7 +5621,7 @@
               <w:rPr>
                 <w:sz w:val="17"/>
               </w:rPr>
-              <w:t>Water ingress/corrosion</w:t>
+              <w:t>Power assumptions differ from measured load</w:t>
             </w:r>
           </w:p>
         </w:tc>
@@ -5572,7 +5667,7 @@
               <w:rPr>
                 <w:sz w:val="17"/>
               </w:rPr>
-              <w:t>Ingress and salt-exposure tests, inspection schedule, strain relief, and serviceable seals.</w:t>
+              <w:t>Log all operating modes and redesign capacity from measured Wh/day.</w:t>
             </w:r>
           </w:p>
         </w:tc>
@@ -5598,7 +5693,152 @@
               <w:rPr>
                 <w:sz w:val="17"/>
               </w:rPr>
+              <w:t>Water ingress/corrosion</w:t>
+            </w:r>
+          </w:p>
+        </w:tc>
+        <w:tc>
+          <w:tcPr>
+            <w:tcW w:type="dxa" w:w="3118"/>
+            <w:vAlign w:val="center"/>
+            <w:tcMar>
+              <w:top w:w="100" w:type="dxa"/>
+              <w:start w:w="100" w:type="dxa"/>
+              <w:bottom w:w="100" w:type="dxa"/>
+              <w:end w:w="100" w:type="dxa"/>
+            </w:tcMar>
+            <w:shd w:fill="F4F7F9"/>
+          </w:tcPr>
+          <w:p>
+            <w:pPr>
+              <w:spacing w:after="40"/>
+            </w:pPr>
+            <w:r>
+              <w:rPr>
+                <w:sz w:val="17"/>
+              </w:rPr>
+              <w:t>High</w:t>
+            </w:r>
+          </w:p>
+        </w:tc>
+        <w:tc>
+          <w:tcPr>
+            <w:tcW w:type="dxa" w:w="3118"/>
+            <w:vAlign w:val="center"/>
+            <w:tcMar>
+              <w:top w:w="100" w:type="dxa"/>
+              <w:start w:w="100" w:type="dxa"/>
+              <w:bottom w:w="100" w:type="dxa"/>
+              <w:end w:w="100" w:type="dxa"/>
+            </w:tcMar>
+            <w:shd w:fill="F4F7F9"/>
+          </w:tcPr>
+          <w:p>
+            <w:pPr>
+              <w:spacing w:after="40"/>
+            </w:pPr>
+            <w:r>
+              <w:rPr>
+                <w:sz w:val="17"/>
+              </w:rPr>
+              <w:t>Ingress and salt-exposure tests, inspection schedule, strain relief, and serviceable seals.</w:t>
+            </w:r>
+          </w:p>
+        </w:tc>
+      </w:tr>
+      <w:tr>
+        <w:tc>
+          <w:tcPr>
+            <w:tcW w:type="dxa" w:w="3118"/>
+            <w:vAlign w:val="center"/>
+            <w:tcMar>
+              <w:top w:w="100" w:type="dxa"/>
+              <w:start w:w="100" w:type="dxa"/>
+              <w:bottom w:w="100" w:type="dxa"/>
+              <w:end w:w="100" w:type="dxa"/>
+            </w:tcMar>
+          </w:tcPr>
+          <w:p>
+            <w:pPr>
+              <w:spacing w:after="40"/>
+            </w:pPr>
+            <w:r>
+              <w:rPr>
+                <w:sz w:val="17"/>
+              </w:rPr>
               <w:t>GPS false security alerts</w:t>
+            </w:r>
+          </w:p>
+        </w:tc>
+        <w:tc>
+          <w:tcPr>
+            <w:tcW w:type="dxa" w:w="3118"/>
+            <w:vAlign w:val="center"/>
+            <w:tcMar>
+              <w:top w:w="100" w:type="dxa"/>
+              <w:start w:w="100" w:type="dxa"/>
+              <w:bottom w:w="100" w:type="dxa"/>
+              <w:end w:w="100" w:type="dxa"/>
+            </w:tcMar>
+          </w:tcPr>
+          <w:p>
+            <w:pPr>
+              <w:spacing w:after="40"/>
+            </w:pPr>
+            <w:r>
+              <w:rPr>
+                <w:sz w:val="17"/>
+              </w:rPr>
+              <w:t>Medium</w:t>
+            </w:r>
+          </w:p>
+        </w:tc>
+        <w:tc>
+          <w:tcPr>
+            <w:tcW w:type="dxa" w:w="3118"/>
+            <w:vAlign w:val="center"/>
+            <w:tcMar>
+              <w:top w:w="100" w:type="dxa"/>
+              <w:start w:w="100" w:type="dxa"/>
+              <w:bottom w:w="100" w:type="dxa"/>
+              <w:end w:w="100" w:type="dxa"/>
+            </w:tcMar>
+          </w:tcPr>
+          <w:p>
+            <w:pPr>
+              <w:spacing w:after="40"/>
+            </w:pPr>
+            <w:r>
+              <w:rPr>
+                <w:sz w:val="17"/>
+              </w:rPr>
+              <w:t>Measure scatter and use fix quality, persistence, and maintenance states.</w:t>
+            </w:r>
+          </w:p>
+        </w:tc>
+      </w:tr>
+      <w:tr>
+        <w:tc>
+          <w:tcPr>
+            <w:tcW w:type="dxa" w:w="3118"/>
+            <w:vAlign w:val="center"/>
+            <w:tcMar>
+              <w:top w:w="100" w:type="dxa"/>
+              <w:start w:w="100" w:type="dxa"/>
+              <w:bottom w:w="100" w:type="dxa"/>
+              <w:end w:w="100" w:type="dxa"/>
+            </w:tcMar>
+            <w:shd w:fill="F4F7F9"/>
+          </w:tcPr>
+          <w:p>
+            <w:pPr>
+              <w:spacing w:after="40"/>
+            </w:pPr>
+            <w:r>
+              <w:rPr>
+                <w:sz w:val="17"/>
+              </w:rPr>
+              <w:t>Operator confusion</w:t>
             </w:r>
           </w:p>
         </w:tc>
@@ -5637,77 +5877,6 @@
               <w:end w:w="100" w:type="dxa"/>
             </w:tcMar>
             <w:shd w:fill="F4F7F9"/>
-          </w:tcPr>
-          <w:p>
-            <w:pPr>
-              <w:spacing w:after="40"/>
-            </w:pPr>
-            <w:r>
-              <w:rPr>
-                <w:sz w:val="17"/>
-              </w:rPr>
-              <w:t>Measure scatter and use fix quality, persistence, and maintenance states.</w:t>
-            </w:r>
-          </w:p>
-        </w:tc>
-      </w:tr>
-      <w:tr>
-        <w:tc>
-          <w:tcPr>
-            <w:tcW w:type="dxa" w:w="3118"/>
-            <w:vAlign w:val="center"/>
-            <w:tcMar>
-              <w:top w:w="100" w:type="dxa"/>
-              <w:start w:w="100" w:type="dxa"/>
-              <w:bottom w:w="100" w:type="dxa"/>
-              <w:end w:w="100" w:type="dxa"/>
-            </w:tcMar>
-          </w:tcPr>
-          <w:p>
-            <w:pPr>
-              <w:spacing w:after="40"/>
-            </w:pPr>
-            <w:r>
-              <w:rPr>
-                <w:sz w:val="17"/>
-              </w:rPr>
-              <w:t>Operator confusion</w:t>
-            </w:r>
-          </w:p>
-        </w:tc>
-        <w:tc>
-          <w:tcPr>
-            <w:tcW w:type="dxa" w:w="3118"/>
-            <w:vAlign w:val="center"/>
-            <w:tcMar>
-              <w:top w:w="100" w:type="dxa"/>
-              <w:start w:w="100" w:type="dxa"/>
-              <w:bottom w:w="100" w:type="dxa"/>
-              <w:end w:w="100" w:type="dxa"/>
-            </w:tcMar>
-          </w:tcPr>
-          <w:p>
-            <w:pPr>
-              <w:spacing w:after="40"/>
-            </w:pPr>
-            <w:r>
-              <w:rPr>
-                <w:sz w:val="17"/>
-              </w:rPr>
-              <w:t>Medium</w:t>
-            </w:r>
-          </w:p>
-        </w:tc>
-        <w:tc>
-          <w:tcPr>
-            <w:tcW w:type="dxa" w:w="3118"/>
-            <w:vAlign w:val="center"/>
-            <w:tcMar>
-              <w:top w:w="100" w:type="dxa"/>
-              <w:start w:w="100" w:type="dxa"/>
-              <w:bottom w:w="100" w:type="dxa"/>
-              <w:end w:w="100" w:type="dxa"/>
-            </w:tcMar>
           </w:tcPr>
           <w:p>
             <w:pPr>
@@ -6332,6 +6501,15 @@
         <w:jc w:val="left"/>
       </w:pPr>
       <w:r>
+        <w:t>Holykell. (n.d.). HPT604 Type A level sensor datasheet. https://www.holykell.com/wp-content/uploads/2023/08/HPT604A-Level-sensor-Datasheet-Holykell-V26-CS-1.pdf</w:t>
+      </w:r>
+    </w:p>
+    <w:p>
+      <w:pPr>
+        <w:ind w:left="454" w:hanging="454"/>
+        <w:jc w:val="left"/>
+      </w:pPr>
+      <w:r>
         <w:t>Blue Robotics. (n.d.). Bar high-resolution depth/pressure sensors guide. https://bluerobotics.com/learn/bar-sensors-guide/</w:t>
       </w:r>
     </w:p>
@@ -6847,7 +7025,7 @@
         <w:ind w:left="454" w:firstLine="0"/>
       </w:pPr>
       <w:r>
-        <w:t>Continuously deployable pressure-sensor decision</w:t>
+        <w:t>Exact HPT604 order code, continuous-seawater confirmation, revised loop interface, and pressure-sensor validation</w:t>
       </w:r>
     </w:p>
     <w:p>
